--- a/docx/Multi_Holdings_Limited_Software_Development_Procedures.docx
+++ b/docx/Multi_Holdings_Limited_Software_Development_Procedures.docx
@@ -10100,6 +10100,32 @@
       <w:pPr/>
       <w:r>
         <w:t>Seed data + grants only — no schema, endpoint, migration or code-path change; the endpoints were already built and wired. This supersedes the “switched off / every call returns 403” statements in Notes 42—44. Still pending: seeded Morise Logistics Ltd delivery personas, the Admin “Delivery” dispatch screen, and an openapi.json regeneration.</w:t>
+      </w:r>
+    </w:p>
+    <w:p>
+      <w:pPr>
+        <w:pStyle w:val="Heading1"/>
+      </w:pPr>
+      <w:r>
+        <w:t>Implementation Status Note 46 (31 August 2026) — Customer Storefront Wording: Services Catalog / Add to Invoice / Invoice</w:t>
+      </w:r>
+    </w:p>
+    <w:p>
+      <w:pPr/>
+      <w:r>
+        <w:t>An administrator asked for three Customer Storefront wording changes: “product catalog” — “services catalog”, “Add to Cart” — “Add to Invoice”, and “Cart” — “Invoice”.</w:t>
+      </w:r>
+    </w:p>
+    <w:p>
+      <w:pPr/>
+      <w:r>
+        <w:t>Applied to the storefront string catalogue — mbms/storefront/src/locales/en.js in full plus the matching already-translated keys in eu.js (French, Spanish, Portuguese, German, Italian) and regional.js (Swahili, Luganda, Arabic in full; Runyankole and Acholi partial) — so no supported language shows the old wording. Keys touched: header.cart, common.addToCart, productDetail.added / .addFromBranch, shop.heading, shop.loadFailed, cart.crumb / .heading / .emptyLead / .browseCatalog / .discountSingleCompanyOnly / .splitNote, landing.feat.shop.title, and the landing hero / step / disclaimer prose. The header basket icon changed from 🛒 to 🧾.</w:t>
+      </w:r>
+    </w:p>
+    <w:p>
+      <w:pPr/>
+      <w:r>
+        <w:t>Front-end text only — no route (/cart unchanged), component (CartPage / CartProvider / lib/cart.jsx unchanged), API, permission, schema or migration change. An order still creates its Invoice at order time exactly as before. Verified with a production vite build (73 modules, no errors).</w:t>
       </w:r>
     </w:p>
     <w:sectPr>

--- a/docx/Multi_Holdings_Limited_Software_Development_Procedures.docx
+++ b/docx/Multi_Holdings_Limited_Software_Development_Procedures.docx
@@ -10126,6 +10126,44 @@
       <w:pPr/>
       <w:r>
         <w:t>Front-end text only — no route (/cart unchanged), component (CartPage / CartProvider / lib/cart.jsx unchanged), API, permission, schema or migration change. An order still creates its Invoice at order time exactly as before. Verified with a production vite build (73 modules, no errors).</w:t>
+      </w:r>
+    </w:p>
+    <w:p>
+      <w:pPr>
+        <w:pStyle w:val="Heading1"/>
+      </w:pPr>
+      <w:r>
+        <w:t>Implementation Status Note 47 (1 September 2026) — Payroll Management Feature Specification</w:t>
+      </w:r>
+    </w:p>
+    <w:p>
+      <w:pPr/>
+      <w:r>
+        <w:t>An administrator asked that a Payroll Management section be recorded: one payroll system for employees across multiple subsidiaries, with the feature list below.</w:t>
+      </w:r>
+    </w:p>
+    <w:p>
+      <w:pPr/>
+      <w:r>
+        <w:t>Requested features: salary structures — basic salary, allowances, overtime, bonuses, commissions; deductions — loans, advances, taxes, statutory deductions, pension contributions; payroll approval; payslip generation; bank payment schedules; payroll history; payroll reports — department payroll reports, company payroll reports, consolidated group payroll reports.</w:t>
+      </w:r>
+    </w:p>
+    <w:p>
+      <w:pPr/>
+      <w:r>
+        <w:t>Built in MBMS today (Note 41 / Update 41): a monthly PayrollRun per subsidiary (draft → approved → paid), a Payslip per active employee with Uganda PAYE and NSSF computed from Employee.grossSalary less any salary-advance instalment and a manual other-deductions figure, a balanced GL journal entry on pay, employee notification, salary advances with request → approve → automatic recovery, group-wide visibility via payroll.viewAll, and the My Payslips self-service view. Of the requested list this covers: multi-subsidiary support, basic (gross) salary, advances, taxes, statutory deductions, pension via NSSF, payroll approval, payslip data generation, payroll history and company-level figures.</w:t>
+      </w:r>
+    </w:p>
+    <w:p>
+      <w:pPr/>
+      <w:r>
+        <w:t>Backlog (not built): a salary-structure / component model (basic + allowances + overtime + bonuses + commissions) instead of a single gross figure; typed deductions and a long-term loan facility distinct from the short-term advance; a voluntary / occupational pension beyond NSSF; a rendered PDF payslip; bank payment schedules / an EFT payment file; and the reporting suite — payroll reports, department payroll reports (needs a department dimension on the payslip), formal company payroll reports and consolidated group payroll reports.</w:t>
+      </w:r>
+    </w:p>
+    <w:p>
+      <w:pPr/>
+      <w:r>
+        <w:t>Documentation only — no code, schema, endpoint, permission or migration change; the built Payroll module is unchanged. OpenAPI unchanged.</w:t>
       </w:r>
     </w:p>
     <w:sectPr>

--- a/docx/Multi_Holdings_Limited_Software_Development_Procedures.docx
+++ b/docx/Multi_Holdings_Limited_Software_Development_Procedures.docx
@@ -10164,6 +10164,44 @@
       <w:pPr/>
       <w:r>
         <w:t>Documentation only — no code, schema, endpoint, permission or migration change; the built Payroll module is unchanged. OpenAPI unchanged.</w:t>
+      </w:r>
+    </w:p>
+    <w:p>
+      <w:pPr>
+        <w:pStyle w:val="Heading1"/>
+      </w:pPr>
+      <w:r>
+        <w:t>Implementation Status Note 48 (1 September 2026) — Payroll: Salary Structures, Allowances, Overtime &amp; Bonuses</w:t>
+      </w:r>
+    </w:p>
+    <w:p>
+      <w:pPr/>
+      <w:r>
+        <w:t>The first slice of the Payroll Management backlog (Note 47) is built: salary structures, allowances, overtime and bonuses.</w:t>
+      </w:r>
+    </w:p>
+    <w:p>
+      <w:pPr/>
+      <w:r>
+        <w:t>Model: a salary_components table holds each employee's structure — type (basic / allowance / overtime / bonus), label, amount, a recurring flag, and periodYear / periodMonth for a one-off line; a payslip_components table records the earnings breakdown on every payslip. Migration 20260901120000_salary_structures. A payroll run derives each employee's gross from the sum of their applicable components (all recurring plus one-off components tagged for that month), falling back to Employee.grossSalary when there is no structure. PAYE and NSSF are computed on the resulting gross by the unchanged Uganda statutory util; the pay-run GL posting is unchanged.</w:t>
+      </w:r>
+    </w:p>
+    <w:p>
+      <w:pPr/>
+      <w:r>
+        <w:t>API: GET / POST /api/v1/payroll/salary-components, PATCH / DELETE /api/v1/payroll/salary-components/:id, and GET /api/v1/payroll/salary-structure/:employeeId (assembled structure for a month with a PAYE / NSSF / net preview) — all under the existing payroll.manage / payroll.viewAll permissions; no new permission. Payslip resources (payroll runs and GET /my-hr/payslips) now carry the breakdown.</w:t>
+      </w:r>
+    </w:p>
+    <w:p>
+      <w:pPr/>
+      <w:r>
+        <w:t>UI: the Admin Payroll screen gains a Salary structures tab (company → employee → components, add / deactivate / delete, gross + statutory preview); each payslip row in a run expands to its component lines. Files: src/payroll/{payroll.service,payroll.controller,dto/payroll.dto}.ts, prisma/schema.prisma + migration, src/pages/Payroll.jsx, src/my-hr/my-hr.service.ts.</w:t>
+      </w:r>
+    </w:p>
+    <w:p>
+      <w:pPr/>
+      <w:r>
+        <w:t>Verified end to end (two demo Agro employees with a structure + a one-off item; a September 2026 run derived gross from components and showed the breakdown; structure-less employees unchanged; component CRUD + a 403 for a role without payroll.manage). nest build + admin vite build clean. The remaining Payroll Management backlog — commissions, typed deductions, a loan facility, a voluntary pension, a payslip PDF, bank payment schedules and the reporting suite — is unchanged; regenerate openapi.json.</w:t>
       </w:r>
     </w:p>
     <w:sectPr>

--- a/docx/Multi_Holdings_Limited_Software_Development_Procedures.docx
+++ b/docx/Multi_Holdings_Limited_Software_Development_Procedures.docx
@@ -10202,6 +10202,44 @@
       <w:pPr/>
       <w:r>
         <w:t>Verified end to end (two demo Agro employees with a structure + a one-off item; a September 2026 run derived gross from components and showed the breakdown; structure-less employees unchanged; component CRUD + a 403 for a role without payroll.manage). nest build + admin vite build clean. The remaining Payroll Management backlog — commissions, typed deductions, a loan facility, a voluntary pension, a payslip PDF, bank payment schedules and the reporting suite — is unchanged; regenerate openapi.json.</w:t>
+      </w:r>
+    </w:p>
+    <w:p>
+      <w:pPr>
+        <w:pStyle w:val="Heading1"/>
+      </w:pPr>
+      <w:r>
+        <w:t>Implementation Status Note 49 (1 September 2026) — Accounting &amp; Finance Feature Section</w:t>
+      </w:r>
+    </w:p>
+    <w:p>
+      <w:pPr/>
+      <w:r>
+        <w:t>An administrator asked that a “7. Accounting and Finance” section be recorded: the financial module as one of the core components — General Ledger, Accounts Receivable, Accounts Payable and Financial Statements, with the feature list below.</w:t>
+      </w:r>
+    </w:p>
+    <w:p>
+      <w:pPr/>
+      <w:r>
+        <w:t>General Ledger: chart of accounts, journal entries, general ledger, trial balance, financial periods, account reconciliation, recurring journals, adjusting entries, closing entries. Accounts Receivable: customer invoices, credit notes, debit notes, customer payments, outstanding invoices, payment reminders, customer statements, aging reports, receivable reconciliation. Accounts Payable: supplier invoices, purchase invoices, supplier payments, credit notes, supplier statements, outstanding bills, aging reports, payment schedules, approval workflows. Financial Statements: Profit and Loss, Balance Sheet, Cash Flow Statement, Trial Balance, General Ledger, Statement of Changes in Equity, Budget versus actual, Financial ratios, Management accounts.</w:t>
+      </w:r>
+    </w:p>
+    <w:p>
+      <w:pPr/>
+      <w:r>
+        <w:t>Built in MBMS today (Sprint 10 Full Accounting + the 19 August 2026 Financial Module Deepening): the whole General Ledger (Account chart with type / sub-type; JournalEntry / JournalEntryItem, draft → posted, standard / adjusting / closing entry types; FinancialPeriod open → closed, a close posting the closing entries; RecurringJournalEntry with a generate action; AccountReconciliation); Accounts Receivable (Invoice, CustomerCreditNote / CustomerDebitNote, Payment / PaymentAllocation, and /ar endpoints for aging, outstanding invoices, statement + PDF and a payment reminder); Accounts Payable (SupplierInvoice / SupplierInvoiceItem with submit-for-approval / approve under ap.approve, SupplierPayment / SupplierPaymentApplication, SupplierCreditNote, and /ap endpoints for aging, statement and a payment schedule); and all nine financial statements at /accounting/reports/. Gated by accounting.manage / accounting.viewAll (AR reuses these) and ap.manage / ap.approve / ap.viewAll.</w:t>
+      </w:r>
+    </w:p>
+    <w:p>
+      <w:pPr/>
+      <w:r>
+        <w:t>Gaps against the requested list: a dedicated Accounts Receivable sub-ledger reconciliation (open customer invoices vs. the GL AR control account) — the generic account reconciliation can be pointed at that account but there is no purpose-built AR reconciliation view; and “purchase invoices” and “supplier invoices” are the same entity (SupplierInvoice).</w:t>
+      </w:r>
+    </w:p>
+    <w:p>
+      <w:pPr/>
+      <w:r>
+        <w:t>Documentation only — no code, schema, endpoint, permission or migration change; the built financial module is unchanged. OpenAPI unchanged.</w:t>
       </w:r>
     </w:p>
     <w:sectPr>

--- a/docx/Multi_Holdings_Limited_Software_Development_Procedures.docx
+++ b/docx/Multi_Holdings_Limited_Software_Development_Procedures.docx
@@ -10240,6 +10240,44 @@
       <w:pPr/>
       <w:r>
         <w:t>Documentation only — no code, schema, endpoint, permission or migration change; the built financial module is unchanged. OpenAPI unchanged.</w:t>
+      </w:r>
+    </w:p>
+    <w:p>
+      <w:pPr>
+        <w:pStyle w:val="Heading1"/>
+      </w:pPr>
+      <w:r>
+        <w:t>Implementation Status Note 50 (1 September 2026) — Cash &amp; Bank Management Feature Section</w:t>
+      </w:r>
+    </w:p>
+    <w:p>
+      <w:pPr/>
+      <w:r>
+        <w:t>An administrator asked that a “Cash and Bank Management” section be recorded, with the feature list below.</w:t>
+      </w:r>
+    </w:p>
+    <w:p>
+      <w:pPr/>
+      <w:r>
+        <w:t>Features: bank account management, cash accounts, petty cash, bank deposits, bank withdrawals, transfers, bank reconciliation, cash reconciliation, payment vouchers, receipt vouchers, cash-flow forecasting, cash position reports.</w:t>
+      </w:r>
+    </w:p>
+    <w:p>
+      <w:pPr/>
+      <w:r>
+        <w:t>Built / reachable today: bank and cash accounts are General Ledger Account rows carrying an accountSubType of bank or cash, created and edited through /accounting/accounts; a deposit, withdrawal or transfer is recorded as a manual balanced journal entry against those accounts. Bank reconciliation and cash reconciliation are fully built — the AccountReconciliation model and /accounting/reconciliations (+ /:id/reconcile) reconcile an account's ledger balance to an external statement balance, with a variance and an open → reconciled lifecycle. A group-wide cash position (cash / bank balances per company) is exposed by the dashboard financials and the /finance/overview endpoint.</w:t>
+      </w:r>
+    </w:p>
+    <w:p>
+      <w:pPr/>
+      <w:r>
+        <w:t>Net-new on the backlog: a purpose-built bank / cash account register (bank name, account number, currency, branch, opening balance); a petty cash float / imprest with top-ups and drawdowns; one-step deposit / withdrawal / transfer actions that post the journal entry; payment and receipt vouchers as printable, approved documents; cash-flow forecasting (a forward projection, distinct from the historical cash-flow statement); and a dedicated cash-position report by account and date.</w:t>
+      </w:r>
+    </w:p>
+    <w:p>
+      <w:pPr/>
+      <w:r>
+        <w:t>Documentation only — no code, schema, endpoint, permission or migration change; the built ledger and reconciliation are unchanged. OpenAPI unchanged.</w:t>
       </w:r>
     </w:p>
     <w:sectPr>

--- a/docx/Multi_Holdings_Limited_Software_Development_Procedures.docx
+++ b/docx/Multi_Holdings_Limited_Software_Development_Procedures.docx
@@ -10278,6 +10278,44 @@
       <w:pPr/>
       <w:r>
         <w:t>Documentation only — no code, schema, endpoint, permission or migration change; the built ledger and reconciliation are unchanged. OpenAPI unchanged.</w:t>
+      </w:r>
+    </w:p>
+    <w:p>
+      <w:pPr>
+        <w:pStyle w:val="Heading1"/>
+      </w:pPr>
+      <w:r>
+        <w:t>Implementation Status Note 51 (1 September 2026) — Budget Management Feature Section</w:t>
+      </w:r>
+    </w:p>
+    <w:p>
+      <w:pPr/>
+      <w:r>
+        <w:t>An administrator asked that a “Budget Management” section be recorded, with the feature list below.</w:t>
+      </w:r>
+    </w:p>
+    <w:p>
+      <w:pPr/>
+      <w:r>
+        <w:t>Features: annual budgets, department budgets, project budgets, company budgets, group budgets, capital expenditure budgets, operating expenditure budgets, budget approval, budget revisions, budget versus actual, budget utilization, budget alerts, variance analysis.</w:t>
+      </w:r>
+    </w:p>
+    <w:p>
+      <w:pPr/>
+      <w:r>
+        <w:t>Built today: the Budget model — one budgeted amount per Account per FinancialPeriod, set through /accounting/budgets (an upsert; each change is audited with the previous and new amount, giving a revision trail); GET /accounting/reports/budget-vs-actual — every budgeted account for a period with its actual posted activity, the variance and the variance percentage, also included in /accounting/reports/management-accounts; and Project.budget with a budget-vs-actual-cost variance on the project summary. So company budgets, project budgets, budget versus actual and a derived %-utilization are live per subsidiary.</w:t>
+      </w:r>
+    </w:p>
+    <w:p>
+      <w:pPr/>
+      <w:r>
+        <w:t>Net-new on the backlog: an annual (fiscal-year) budget as a first-class concept; a department dimension on the budget; a group budget that rolls up across the subsidiaries; an explicit capital-expenditure / operating-expenditure classification; a budget approval workflow (draft → approved) and versioned budget revisions (original vs revised, not just the audit trail); a dedicated budget-utilization report; budget alerts when spend crosses a threshold (no configurable alert-rule engine exists yet); and a deeper variance analysis (favourable / unfavourable, drill-down, commentary).</w:t>
+      </w:r>
+    </w:p>
+    <w:p>
+      <w:pPr/>
+      <w:r>
+        <w:t>Documentation only — no code, schema, endpoint, permission or migration change; the built Budget model and budget-vs-actual report are unchanged. OpenAPI unchanged.</w:t>
       </w:r>
     </w:p>
     <w:sectPr>

--- a/docx/Multi_Holdings_Limited_Software_Development_Procedures.docx
+++ b/docx/Multi_Holdings_Limited_Software_Development_Procedures.docx
@@ -10316,6 +10316,44 @@
       <w:pPr/>
       <w:r>
         <w:t>Documentation only — no code, schema, endpoint, permission or migration change; the built Budget model and budget-vs-actual report are unchanged. OpenAPI unchanged.</w:t>
+      </w:r>
+    </w:p>
+    <w:p>
+      <w:pPr>
+        <w:pStyle w:val="Heading1"/>
+      </w:pPr>
+      <w:r>
+        <w:t>Implementation Status Note 52 (1 September 2026) — Sales Management Feature Section</w:t>
+      </w:r>
+    </w:p>
+    <w:p>
+      <w:pPr/>
+      <w:r>
+        <w:t>An administrator asked that a “Sales Management” section be recorded, with the feature list below (Customer Management, Sales, CRM).</w:t>
+      </w:r>
+    </w:p>
+    <w:p>
+      <w:pPr/>
+      <w:r>
+        <w:t>Customer Management: customer registration, customer profiles, customer contacts, customer categories, customer credit limits, customer payment terms, customer history, customer statements. Sales: quotations, sales orders, delivery notes, invoices, receipts, credit notes, sales returns, discounts, promotions, sales commissions, sales targets, sales performance. CRM: leads, opportunities, follow-ups, customer interactions, calls, emails, meetings, sales pipeline, customer complaints, customer feedback.</w:t>
+      </w:r>
+    </w:p>
+    <w:p>
+      <w:pPr/>
+      <w:r>
+        <w:t>Built today: the Customer model (name, category, contact email / phone, address, creditLimit, paymentTermsDays, status, accountNumber, selfRegistered, googleLinked, homeBranchId) with staff registration (/customers) and storefront self-registration; PATCH edits; category filtering; GET /customers/:id/statement plus /ar/statement and the storefront statement + PDF; and order / invoice / payment history. Sales: Order with a placed → confirmed → packed → out_for_delivery → delivered status machine (/sales/orders, sales.order.manage), an Invoice per order at order time, CustomerCreditNote (/ar/credit-notes), admin-managed discount codes and promotional banners (/marketing) consumed by the storefront, and the Delivery module. CRM: SupportTicket (categories, priority, open → resolved) is the complaint / feedback / interaction channel.</w:t>
+      </w:r>
+    </w:p>
+    <w:p>
+      <w:pPr/>
+      <w:r>
+        <w:t>Net-new on the backlog: quotations; a printed delivery note and a printed receipt document; a sales-return / RMA model (a return is only a credit note today); a multi-contact list per customer and a credit-limit check enforced at order time (the limit is stored, not enforced); sales commissions, sales targets and a sales-performance dashboard (deliberately deferred); and the whole CRM — leads, opportunities, follow-ups, an activity / interaction log for calls, emails and meetings, a sales pipeline, and structured customer feedback — none of which exists as a module.</w:t>
+      </w:r>
+    </w:p>
+    <w:p>
+      <w:pPr/>
+      <w:r>
+        <w:t>Documentation only — no code, schema, endpoint, permission or migration change. OpenAPI unchanged.</w:t>
       </w:r>
     </w:p>
     <w:sectPr>

--- a/docx/Multi_Holdings_Limited_Software_Development_Procedures.docx
+++ b/docx/Multi_Holdings_Limited_Software_Development_Procedures.docx
@@ -10354,6 +10354,44 @@
       <w:pPr/>
       <w:r>
         <w:t>Documentation only — no code, schema, endpoint, permission or migration change. OpenAPI unchanged.</w:t>
+      </w:r>
+    </w:p>
+    <w:p>
+      <w:pPr>
+        <w:pStyle w:val="Heading1"/>
+      </w:pPr>
+      <w:r>
+        <w:t>Implementation Status Note 53 (1 September 2026) — Procurement &amp; Purchasing Feature Section</w:t>
+      </w:r>
+    </w:p>
+    <w:p>
+      <w:pPr/>
+      <w:r>
+        <w:t>An administrator asked that a “Procurement and Purchasing” section be recorded, with the feature list and workflow below.</w:t>
+      </w:r>
+    </w:p>
+    <w:p>
+      <w:pPr/>
+      <w:r>
+        <w:t>Features: purchase requisitions, purchase orders, supplier quotations, request for quotations, supplier comparison, purchase approvals, goods received notes, supplier invoices, purchase returns, procurement budgets, procurement reports. Workflow: Employee / Department Request → Department Approval → Procurement → Supplier Quotations → Evaluation → Management Approval → Purchase Order → Delivery → Inspection → Invoice → Payment.</w:t>
+      </w:r>
+    </w:p>
+    <w:p>
+      <w:pPr/>
+      <w:r>
+        <w:t>Built today: the supplier master (Supplier, /suppliers CRUD with blacklist / unblacklist and a supplier.view.sensitive grant) and the Accounts Payable tail — a SupplierInvoice moves draft → pending_approval → approved → paid via /ap/invoices/:id/submit-for-approval and /approve (ap.approve; approving posts the balanced journal entry), plus supplier payments, supplier credit notes, an AP aging report, a supplier statement and a payment schedule. So supplier invoices and invoice approval are built; a purchase return is recorded as a supplier credit note; a procurement budget is a Budget line on the relevant expense / asset account with budget-vs-actual. The end-to-end procurement workflow is already documented in 05_Business Process Document, Section 6.5; only its Invoice → Payment tail is implemented.</w:t>
+      </w:r>
+    </w:p>
+    <w:p>
+      <w:pPr/>
+      <w:r>
+        <w:t>Net-new on the backlog: a Purchase Requisition with a department-approval step; a Request for Quotation to multiple suppliers; Supplier Quotations with a side-by-side comparison and an evaluation / award step; a Purchase Order with a management-approval chain; a Goods Received Note and an inspection step at delivery (no inbound-goods / inventory model exists); a Purchase Return / debit-note flow distinct from a supplier credit note; a three-way match (PO → GRN → invoice); and procurement-specific budgets and reports (spend by supplier / category, PO and requisition status, commitment vs actual).</w:t>
+      </w:r>
+    </w:p>
+    <w:p>
+      <w:pPr/>
+      <w:r>
+        <w:t>Documentation only — no code, schema, endpoint, permission or migration change; the supplier master and Accounts Payable are unchanged. OpenAPI unchanged.</w:t>
       </w:r>
     </w:p>
     <w:sectPr>

--- a/docx/Multi_Holdings_Limited_Software_Development_Procedures.docx
+++ b/docx/Multi_Holdings_Limited_Software_Development_Procedures.docx
@@ -10392,6 +10392,44 @@
       <w:pPr/>
       <w:r>
         <w:t>Documentation only — no code, schema, endpoint, permission or migration change; the supplier master and Accounts Payable are unchanged. OpenAPI unchanged.</w:t>
+      </w:r>
+    </w:p>
+    <w:p>
+      <w:pPr>
+        <w:pStyle w:val="Heading1"/>
+      </w:pPr>
+      <w:r>
+        <w:t>Implementation Status Note 54 (1 September 2026) — Supplier Management Feature Section</w:t>
+      </w:r>
+    </w:p>
+    <w:p>
+      <w:pPr/>
+      <w:r>
+        <w:t>An administrator asked that a “Supplier Management” section be recorded, with the feature list below.</w:t>
+      </w:r>
+    </w:p>
+    <w:p>
+      <w:pPr/>
+      <w:r>
+        <w:t>Features: supplier registration, supplier profiles, supplier categories, supplier contacts, supplier contracts, supplier documents, tax information, bank details, supplier evaluation, supplier performance, supplier payment history, supplier statements, supplier blacklist / suspension.</w:t>
+      </w:r>
+    </w:p>
+    <w:p>
+      <w:pPr/>
+      <w:r>
+        <w:t>Built today: the Supplier model (name, category, contactEmail / contactPhone, address, taxId, contractReference + contractExpiryDate, bankName + bankAccountNumber, status active / inactive / blacklisted); POST /suppliers registration (supplier.manage, audited); PATCH /suppliers/:id; list + category filtering; POST /suppliers/:id/blacklist and /unblacklist; the bank account number masked unless the caller holds supplier.view.sensitive; and supplier payment history / statements via GET /api/v1/ap/statement (chronological invoice / payment / credit-note ledger with a running balance). So registration, profiles, categories, tax information, bank details, payment history, statements and blacklist are live.</w:t>
+      </w:r>
+    </w:p>
+    <w:p>
+      <w:pPr/>
+      <w:r>
+        <w:t>Net-new on the backlog: a multi-contact list per supplier (only one email / phone today); supplier contracts and supplier documents as uploaded, versioned files with a lifecycle (today only a text contract reference and expiry date — the same deferred object-storage gap carried for company logos and employee documents); a dedicated time-bound suspension distinct from blacklist and the inactive status; and supplier evaluation and supplier performance — a scorecard for on-time delivery, quality and price with a rating history — neither of which is modelled.</w:t>
+      </w:r>
+    </w:p>
+    <w:p>
+      <w:pPr/>
+      <w:r>
+        <w:t>Documentation only — no code, schema, endpoint, permission or migration change; the supplier master is unchanged. OpenAPI unchanged.</w:t>
       </w:r>
     </w:p>
     <w:sectPr>

--- a/docx/Multi_Holdings_Limited_Software_Development_Procedures.docx
+++ b/docx/Multi_Holdings_Limited_Software_Development_Procedures.docx
@@ -10430,6 +10430,44 @@
       <w:pPr/>
       <w:r>
         <w:t>Documentation only — no code, schema, endpoint, permission or migration change; the supplier master is unchanged. OpenAPI unchanged.</w:t>
+      </w:r>
+    </w:p>
+    <w:p>
+      <w:pPr>
+        <w:pStyle w:val="Heading1"/>
+      </w:pPr>
+      <w:r>
+        <w:t>Implementation Status Note 55 (1 September 2026) — Supplier Management: Contacts, Suspension &amp; Evaluation</w:t>
+      </w:r>
+    </w:p>
+    <w:p>
+      <w:pPr/>
+      <w:r>
+        <w:t>An administrator asked to implement the Supplier Management backlog: a multi-contact list, a time-bound suspension, and supplier evaluation and performance. Shipped as code this pass.</w:t>
+      </w:r>
+    </w:p>
+    <w:p>
+      <w:pPr/>
+      <w:r>
+        <w:t>Schema / migration 20260901130000_supplier_management: supplier_contacts (name, title, email, phone, is_primary - one primary enforced by the service - and note, per supplier); supplier_evaluations (period_label, five 1-5 scores: delivery, quality, price, communication, compliance; overall_score = their average; comments; evaluated_by); SupplierStatus gains 'suspended'; suppliers gains suspension_reason and suspended_until.</w:t>
+      </w:r>
+    </w:p>
+    <w:p>
+      <w:pPr/>
+      <w:r>
+        <w:t>Endpoints (existing supplier.manage / supplier.viewAll; no new permission): GET / POST /api/v1/suppliers/:id/contacts, PATCH / DELETE /api/v1/suppliers/:id/contacts/:contactId; POST /api/v1/suppliers/:id/suspend (reason + optional auto-lift date) and /unsuspend; GET / POST /api/v1/suppliers/:id/evaluations, DELETE /api/v1/suppliers/:id/evaluations/:evaluationId; GET /api/v1/suppliers/:id/performance (derived summary: evaluation count, overall average, rating band, trend vs previous, per-criterion averages, and the supplier's AP invoice / payment position - no backing table). Suspend refuses a blacklisted supplier (409); a past-dated suspension auto-lifts on read.</w:t>
+      </w:r>
+    </w:p>
+    <w:p>
+      <w:pPr/>
+      <w:r>
+        <w:t>Audit: supplier.contact.created / updated / deleted, supplier.evaluation.created / deleted, supplier.record.updated for suspend / unsuspend; bank / tax values excluded from payloads. Admin: mbms/frontend/src/pages/Suppliers.jsx gains a supplier detail dialog (Contacts / Evaluations / Performance tabs, Suspend control). Seed: three contacts + two quarterly scorecards for AgroChem Uganda Ltd.</w:t>
+      </w:r>
+    </w:p>
+    <w:p>
+      <w:pPr/>
+      <w:r>
+        <w:t>Still backlog: supplier contracts and supplier documents as uploaded, versioned files — the deferred object-storage gap carried for company logos and employee documents. Verified end to end; nest build and admin vite build clean. Regenerate openapi.json from the running app.</w:t>
       </w:r>
     </w:p>
     <w:sectPr>

--- a/docx/Multi_Holdings_Limited_Software_Development_Procedures.docx
+++ b/docx/Multi_Holdings_Limited_Software_Development_Procedures.docx
@@ -10468,6 +10468,44 @@
       <w:pPr/>
       <w:r>
         <w:t>Still backlog: supplier contracts and supplier documents as uploaded, versioned files — the deferred object-storage gap carried for company logos and employee documents. Verified end to end; nest build and admin vite build clean. Regenerate openapi.json from the running app.</w:t>
+      </w:r>
+    </w:p>
+    <w:p>
+      <w:pPr>
+        <w:pStyle w:val="Heading1"/>
+      </w:pPr>
+      <w:r>
+        <w:t>Implementation Status Note 56 (1 September 2026) — Inventory Management: Warehouses, Transfers, Batch / Serial Tracking &amp; Reports</w:t>
+      </w:r>
+    </w:p>
+    <w:p>
+      <w:pPr/>
+      <w:r>
+        <w:t>An administrator asked to add and implement an “Inventory Management” section. Product registration / categories / codes / barcodes / units of measure (Product service) and the company-level Inventory section (stock-on-hand, re-order point, receipt / issue / count, movement ledger — 28 August 2026) were already built; this pass builds the rest as code.</w:t>
+      </w:r>
+    </w:p>
+    <w:p>
+      <w:pPr/>
+      <w:r>
+        <w:t>Schema / migration 20260901140000_inventory_management: warehouses (company_id, branch_id?, code, name, address?, is_default, is_active); stock_locations (warehouse_id, code, name, description?, is_active); stock_balances (product_id × warehouse_id on-hand, unique, summing to Product.stockQuantity); stock_batches (batch_number, expiry_date?, quantity); stock_serials (serial_number, status in_stock / issued / returned / scrapped). Product gains min_stock_level / max_stock_level / track_batches / track_serials; stock_movements gains warehouse_id / counterparty_warehouse_id / batch_number; StockMovementType gains adjustment / transfer_out / transfer_in / return; new enum SerialStatus. The MAIN-warehouse and per-warehouse balance backfill runs in prisma/seed.ts (migration stays DDL-only).</w:t>
+      </w:r>
+    </w:p>
+    <w:p>
+      <w:pPr/>
+      <w:r>
+        <w:t>Endpoints (existing product.manage / product.viewAll; no new permission): GET / POST /api/v1/inventory/warehouses, PATCH .../warehouses/:id, GET / POST .../warehouses/:id/locations, PATCH .../locations/:locationId; POST /api/v1/inventory/transfers (paired transfer_out / transfer_in; roll-up unchanged; 409 on over-transfer); POST /api/v1/inventory/returns; GET /api/v1/inventory/balances; PUT /api/v1/inventory/products/:id/stock-levels (re-order + min + max + batch / serial flags); GET /api/v1/inventory/batches; GET /api/v1/inventory/serials; an extended POST /api/v1/inventory/adjustments (warehouseId / batchNumber / expiryDate / serialNumbers); and GET /api/v1/inventory/reports/{stock-balance, stock-movement, movement-analysis, valuation, shortage, surplus, expiring}. openapi.json regenerated (297 paths / 376 operations).</w:t>
+      </w:r>
+    </w:p>
+    <w:p>
+      <w:pPr/>
+      <w:r>
+        <w:t>Audit: inventory.warehouse.created / updated, inventory.location.created / updated, inventory.stock.adjusted / transferred / returned, inventory.stock_levels.updated. Admin: mbms/frontend/src/pages/Inventory.jsx gains Warehouses and Reports tabs, a warehouse filter, min / max columns, and Transfer / Return / Levels row actions. Seed: a MAIN warehouse per stock-holding company, a second Agro warehouse (Kira Dispatch Store) with two locations, minimum / maximum levels on five products, a batch-tracked herbicide (two batches, one near expiry), a serial-tracked pallet (three units) and a demo transfer.</w:t>
+      </w:r>
+    </w:p>
+    <w:p>
+      <w:pPr/>
+      <w:r>
+        <w:t>Still backlog: put-away to a specific stock location, FEFO batch consumption on issue, a serial-status history, and stock reservations in order fulfilment. The multi-branch Warehouse Management System of doc 20 remains a separate, deeper build. Verified end to end; nest build, admin vite build and the OpenAPI regeneration are clean.</w:t>
       </w:r>
     </w:p>
     <w:sectPr>

--- a/docx/Multi_Holdings_Limited_Software_Development_Procedures.docx
+++ b/docx/Multi_Holdings_Limited_Software_Development_Procedures.docx
@@ -10506,6 +10506,44 @@
       <w:pPr/>
       <w:r>
         <w:t>Still backlog: put-away to a specific stock location, FEFO batch consumption on issue, a serial-status history, and stock reservations in order fulfilment. The multi-branch Warehouse Management System of doc 20 remains a separate, deeper build. Verified end to end; nest build, admin vite build and the OpenAPI regeneration are clean.</w:t>
+      </w:r>
+    </w:p>
+    <w:p>
+      <w:pPr>
+        <w:pStyle w:val="Heading1"/>
+      </w:pPr>
+      <w:r>
+        <w:t>Implementation Status Note 57 (1 September 2026) — Warehouse Management: Staff, Receiving, Picking / Packing / Dispatch &amp; Count Reconciliation</w:t>
+      </w:r>
+    </w:p>
+    <w:p>
+      <w:pPr/>
+      <w:r>
+        <w:t>An administrator asked to add and implement a “Warehouse Management” section. Multiple warehouses, warehouse locations and stock transfers were built earlier the same day (Inventory Management pass); this pass adds the operations layer as code.</w:t>
+      </w:r>
+    </w:p>
+    <w:p>
+      <w:pPr/>
+      <w:r>
+        <w:t>Schema / migration 20260901150000_warehouse_management: warehouse_staff (Employee × warehouse × role); goods_receipts + goods_receipt_lines (draft → received → cancelled; line = product, quantity, batch?, expiry?, bin?); pick_lists + pick_list_lines (pending → picking → picked → packed → dispatched; optional sales-order link; line = product, quantity_requested, quantity_picked); stock_counts + stock_count_lines (open → counting → reconciled; line = system_quantity snapshot, counted_quantity?, variance?). stock_locations gains kind (receiving / storage / picking / packing / dispatch / quarantine). New enums StockLocationKind / WarehouseRole / GoodsReceiptStatus / PickListStatus / StockCountStatus.</w:t>
+      </w:r>
+    </w:p>
+    <w:p>
+      <w:pPr/>
+      <w:r>
+        <w:t>Endpoints (existing product.manage / product.viewAll; no new permission — the Warehouse Manager role now holds product.manage): GET / POST /api/v1/inventory/warehouses/:id/staff, PATCH / DELETE .../warehouse-staff/:id; /api/v1/inventory/goods-receipts (+ /:id, /:id/receive, /:id/cancel); /api/v1/inventory/pick-lists (+ /:id, /:id/assign, /:id/pick [issues stock, 409 if short], /:id/pack, /:id/dispatch [nudges a linked order to out_for_delivery], /:id/cancel [returns picked stock]); /api/v1/inventory/stock-counts (+ /:id, /:id/lines, /:id/lines/:lineId, /:id/reconcile [posts a count adjustment per variance line], /:id/cancel); GET /api/v1/inventory/lookup?barcode=. A goods-receipt / pick-list / stock-count line may be entered by barcode. openapi.json regenerated (317 paths / 401 operations).</w:t>
+      </w:r>
+    </w:p>
+    <w:p>
+      <w:pPr/>
+      <w:r>
+        <w:t>Audit: inventory.warehouse_staff.added / updated / removed, inventory.goods_receipt.created / received / cancelled, inventory.pick_list.created / assigned / picked / packed / dispatched / cancelled, inventory.stock_count.created / reconciled / cancelled. Every stock effect reuses the shared per-warehouse balance / roll-up / movement path (a new applyDeltaTx helper on InventoryService). Admin: mbms/frontend/src/pages/WarehouseOps.jsx, rendered as a Warehouse ops tab in Inventory.jsx (Staff / Goods receipts / Pick lists / Stock counts). Seed: a Warehouse Manager login (William Opio, w.opio@morise-holdings.com), MAIN-warehouse staff for Morise Agro Ltd, five functional bins, a draft goods receipt against AgroChem Uganda Ltd, a pending pick list from a confirmed storefront order, an open cycle count.</w:t>
+      </w:r>
+    </w:p>
+    <w:p>
+      <w:pPr/>
+      <w:r>
+        <w:t>Still backlog: put-away moves to a specific bin, wave / batch picking, pack-station carton &amp; label printing, inbound-appointment (ASN) scheduling, cycle-count scheduling. The deeper multi-branch Warehouse Management System of doc 20 stays a separate build. Verified end to end; nest build, admin vite build and the OpenAPI regeneration are clean.</w:t>
       </w:r>
     </w:p>
     <w:sectPr>

--- a/docx/Multi_Holdings_Limited_Software_Development_Procedures.docx
+++ b/docx/Multi_Holdings_Limited_Software_Development_Procedures.docx
@@ -10544,6 +10544,44 @@
       <w:pPr/>
       <w:r>
         <w:t>Still backlog: put-away moves to a specific bin, wave / batch picking, pack-station carton &amp; label printing, inbound-appointment (ASN) scheduling, cycle-count scheduling. The deeper multi-branch Warehouse Management System of doc 20 stays a separate build. Verified end to end; nest build, admin vite build and the OpenAPI regeneration are clean.</w:t>
+      </w:r>
+    </w:p>
+    <w:p>
+      <w:pPr>
+        <w:pStyle w:val="Heading1"/>
+      </w:pPr>
+      <w:r>
+        <w:t>Implementation Status Note 58 (2 September 2026) — Asset Management: Categories, Inspections, Insurance &amp; Asset History</w:t>
+      </w:r>
+    </w:p>
+    <w:p>
+      <w:pPr/>
+      <w:r>
+        <w:t>An administrator asked to add and implement an “Asset Management” section. The Sprint-11 Asset Service already covered registration, numbers, location, custodian, purchase date / cost, straight-line depreciation with GL posting, asset value, transfer (incl. cross-company), maintenance and the request → approve → dispose workflow. This pass builds the rest as code.</w:t>
+      </w:r>
+    </w:p>
+    <w:p>
+      <w:pPr/>
+      <w:r>
+        <w:t>Schema / migration 20260902120000_asset_management: asset_categories (company_id, code, name, default_depreciation_method, default_useful_life_years?, default_salvage_percent?, is_active; unique per company); asset_inspections (asset_id, inspection_date, inspector_employee_id?, condition AssetCondition, findings?, action_required?, next_inspection_date?); asset_insurance_policies (insurer, policy_number, coverage_amount, premium?, start_date, end_date, status InsurancePolicyStatus); asset_events (event_type AssetEventType, occurred_at, summary, detail JSONB — an append-only history row). Asset gains category_id (FK), supplier_id (FK to suppliers), purchase_reference, warranty_expiry_date. New enums AssetCondition / InsurancePolicyStatus / AssetEventType.</w:t>
+      </w:r>
+    </w:p>
+    <w:p>
+      <w:pPr/>
+      <w:r>
+        <w:t>Endpoints (existing asset.manage / asset.viewAll / asset.approve.disposal; no new permission): GET / POST /api/v1/assets/categories, PATCH .../categories/:id; GET / POST /api/v1/assets/:id/inspections; GET / POST /api/v1/assets/:id/insurance, PATCH /api/v1/assets/insurance/:policyId; GET /api/v1/assets/:id/history; GET /api/v1/assets/reports/{register, depreciation-schedule, insurance-expiring, inspections-due}. POST /api/v1/assets accepts categoryId / supplierId / purchaseReference / warrantyExpiryDate and an optional assetNumber (auto AST-YYYY-NNNN); a category's depreciation defaults are inherited. openapi.json regenerated (327 paths / 414 operations).</w:t>
+      </w:r>
+    </w:p>
+    <w:p>
+      <w:pPr/>
+      <w:r>
+        <w:t>History: every lifecycle action (registration, update, transfer, depreciation, maintenance, inspection, insurance add / update, disposal request / approve / dispose) writes an asset_events row via a logEvent() helper, so GET /assets/:id/history is one chronological read. Audit: asset.category.created / updated, asset.inspection.recorded, asset.insurance.added / updated (plus the existing asset.* events). Admin: mbms/frontend/src/pages/AssetExtras.jsx (Categories manager + per-asset detail dialog with Overview / Inspections / Insurance / History tabs), wired into Assets.jsx; the registration form gains a category picker, supplier / PO / warranty fields and an optional asset number. Seed: eight asset categories for Morise Agro Ltd with depreciation defaults, the three seeded assets linked to a category / supplier / PO with backfilled history, an inspection and a first-class insurance policy on the Toyota Hilux.</w:t>
+      </w:r>
+    </w:p>
+    <w:p>
+      <w:pPr/>
+      <w:r>
+        <w:t>Still backlog: an asset-documents file store (the deferred object-storage gap; document_reference stays a text field), a reducing-balance depreciation method, scheduled depreciation runs, and an asset-revaluation entry. Verified end to end; nest build, admin vite build and the OpenAPI regeneration are clean.</w:t>
       </w:r>
     </w:p>
     <w:sectPr>

--- a/docx/Multi_Holdings_Limited_Software_Development_Procedures.docx
+++ b/docx/Multi_Holdings_Limited_Software_Development_Procedures.docx
@@ -10582,6 +10582,44 @@
       <w:pPr/>
       <w:r>
         <w:t>Still backlog: an asset-documents file store (the deferred object-storage gap; document_reference stays a text field), a reducing-balance depreciation method, scheduled depreciation runs, and an asset-revaluation entry. Verified end to end; nest build, admin vite build and the OpenAPI regeneration are clean.</w:t>
+      </w:r>
+    </w:p>
+    <w:p>
+      <w:pPr>
+        <w:pStyle w:val="Heading1"/>
+      </w:pPr>
+      <w:r>
+        <w:t>Implementation Status Note 59 (2 September 2026) — Fleet &amp; Vehicle Management Module</w:t>
+      </w:r>
+    </w:p>
+    <w:p>
+      <w:pPr/>
+      <w:r>
+        <w:t>An administrator asked to add and implement a “Fleet and Vehicle Management” section. Shipped as a new module — a fleet register on top of (optionally linked 1:1 to) the Asset module.</w:t>
+      </w:r>
+    </w:p>
+    <w:p>
+      <w:pPr/>
+      <w:r>
+        <w:t>Schema / migration 20260902130000_fleet_management: vehicles (company_id logical, branch_id?, asset_id? unique FK to assets, registration_number unique per company, make, model, year?, vin?, colour?, fuel_type, ownership_type owned/leased/financed/hired, owner_name?, acquisition_date?, current_odometer, last_location_text? + last_location_at?, status active/in_service/off_road/sold/written_off); vehicle_driver_assignments (one active per vehicle — the previous is auto-ended on reassignment); vehicle_odometer_readings (mileage history, also written from fuel / service entries); fuel_logs (log_date, litres, cost, odometer?, fuel_station?, filled_to_full); service_schedules (interval_km? and/or interval_days? with computed next_due_odometer / next_due_date) + service_records (kind service|repair, optional schedule_id which a completed service advances); vehicle_renewals (renewal_type road_licence / inspection_certificate / psv_permit / insurance / road_worthiness / other, reference?, expiry_date, cost?); accident_records (severity, description, driver?, third_party_involved, estimated_cost?, claim / police references, resolved); vehicle_expenses (category, amount, odometer?, source_type / source_id — a fuel log, a service / repair record and a paid renewal auto-create a line; manual lines allowed). Eight new enums; Asset gains a `vehicle Vehicle?` back-relation.</w:t>
+      </w:r>
+    </w:p>
+    <w:p>
+      <w:pPr/>
+      <w:r>
+        <w:t>Permission: NEW fleet.manage / fleet.viewAll (domain operations), granted like delivery.* — manage + viewAll to Super Administrator / Managing Director / IT Administrator / Operations Manager; manage (own scope) to Branch Manager and Warehouse Manager; viewAll to Group CEO / Auditor / External Auditor / Board Member / Read-only User. Endpoints under /api/v1/fleet: GET / POST /fleet/vehicles, GET / PATCH /fleet/vehicles/:id, GET /fleet/vehicles/:id/summary, POST /fleet/vehicles/:id/location; GET / POST .../assignments + POST /fleet/assignments/:id/end; GET / POST .../odometer, .../fuel; GET / POST .../service-schedules + PATCH /fleet/service-schedules/:id, GET / POST .../service-records; GET / POST .../renewals; GET / POST .../accidents + PATCH /fleet/accidents/:id; GET / POST .../expenses; GET /fleet/reports/{fleet-register, fuel-consumption, expenses, renewals-due, service-due}. openapi.json regenerated (347 paths / 444 operations).</w:t>
+      </w:r>
+    </w:p>
+    <w:p>
+      <w:pPr/>
+      <w:r>
+        <w:t>Fuel economy is derived per vehicle over consecutive full-to-full fills (distance / litres → km/L, L/100km, cost/km). Audit: fleet.vehicle.registered / updated, fleet.driver.assigned, fleet.fuel.logged, fleet.odometer.logged, fleet.service.recorded / repair.recorded, fleet.renewal.recorded, fleet.accident.recorded / updated, fleet.expense.recorded. Vehicle inspection and insurance are covered by the linked asset's AssetInspection / AssetInsurancePolicy (Asset Management pass); “tracking” is the odometer history plus a manual last-known-location — live GPS telematics is out of scope. Admin: mbms/frontend/src/pages/Fleet.jsx (register + eight-tab per-vehicle detail dialog + Reports tab), new nav entry / route /fleet / capability. Seed: three Morise Agro Ltd vehicles (Toyota Hilux linked to asset AST-0001, Isuzu FRR, leased Toyota HiAce), a driver assignment, three fuel logs, a service schedule + service, a repair, three renewals (one expired), an unresolved accident, and the matching vehicle-expense lines.</w:t>
+      </w:r>
+    </w:p>
+    <w:p>
+      <w:pPr/>
+      <w:r>
+        <w:t>Still backlog: live GPS telematics ingestion, fuel-card import, a driver licence / medical register, tyre management, and a GL posting for fuel and service spend. Verified end to end; nest build, admin vite build and the OpenAPI regeneration are clean.</w:t>
       </w:r>
     </w:p>
     <w:sectPr>

--- a/docx/Multi_Holdings_Limited_Software_Development_Procedures.docx
+++ b/docx/Multi_Holdings_Limited_Software_Development_Procedures.docx
@@ -10620,6 +10620,56 @@
       <w:pPr/>
       <w:r>
         <w:t>Still backlog: live GPS telematics ingestion, fuel-card import, a driver licence / medical register, tyre management, and a GL posting for fuel and service spend. Verified end to end; nest build, admin vite build and the OpenAPI regeneration are clean.</w:t>
+      </w:r>
+    </w:p>
+    <w:p>
+      <w:pPr>
+        <w:pStyle w:val="Heading1"/>
+      </w:pPr>
+      <w:r>
+        <w:t>Implementation Status Note 60 (2 September 2026) — Remaining Feature Catalogue (Sections 17-57) &amp; Notifications and Alerts</w:t>
+      </w:r>
+    </w:p>
+    <w:p>
+      <w:pPr/>
+      <w:r>
+        <w:t>An administrator asked to add, update and implement the remaining feature specification — sections 17 through 57 of the master requirements. This is a catalogue of ~40 areas spanning Project, Contract, Legal and Document Management; Approval Workflow; Expense, Loan, Investment and Shareholding Management; Board &amp; Corporate Governance; Customer Support; Communication; Marketing; Business Intelligence &amp; Reporting; Audit Management; the System Audit Trail; Tax and Multi-Currency Management; Multi-Branch and Inter-Company Transactions; Consolidated Financial Management; role-based BI Dashboards; Notifications &amp; Alerts; Mobile Access; Security; Backup &amp; Disaster Recovery; Integrations; API Management; Configuration &amp; Administration; Search &amp; Filtering; Data Import/Export; Workflow &amp; Automation; Business Process Management; Performance &amp; KPI Management; Compliance; Exit &amp; Employee Separation; Data Protection; the recommended System Architecture; the recommended module list; the group Key Advantage; and the phased development approach. This update records the whole block against the running system and ships one implementation from it.</w:t>
+      </w:r>
+    </w:p>
+    <w:p>
+      <w:pPr/>
+      <w:r>
+        <w:t>Already BUILT (with running code). Project Management — src/projects (registration, manager assignment, teams, tasks, task assignment, milestones, timelines, budget, profitability, status lifecycle; project cost = its paid expenses). Expense Management — src/expenses (claims, category, receipt reference, two-step manager/finance approval, payment posting a balanced journal entry). Customer Support — src/support (SupportTicket: category, priority, open→resolved, assignment). System Audit Trail — src/common/audit + GET /audit/logs + the PermissionsGuard recording every access_denied centrally; each row carries user, company, date/time, action, entity, previous and new value. Inter-Company Transactions — src/inter-company (loan / transfer / service-charge / cost-allocation, each posting two independently balanced journal entries) plus cross-company asset transfer. Consolidated Financial Management — ?consolidated=true income statement and balance sheet, management-accounts and budget-vs-actual across a holding company. Multi-Branch — the Branch entity with BR-01 branch scoping on employees, customers, products, warehouses, vehicles and assets, plus a branch-scoped dashboard. Business Intelligence &amp; Dashboards — src/dashboard (group and subsidiary financial position, monthly revenue / expense / profit-and-loss / cash-flow charts, company performance comparison, financial and operational alerts), src/finance overview, src/hr-dashboard, and the nine financial statements at /accounting/reports/*. Security — JWT + refresh tokens, a configurable password policy (FR-AUTH-04), account lockout / unlock, session refresh, role- plus company- / branch- / department-scoped permissions, direct grant/revoke on top of roles, delegated administration, and the audit trail. API Management — a generated OpenAPI / Swagger document (openapi.json, /api/v1/docs) covering 349 paths. Configuration &amp; Administration — company-specific policies, the role and permission catalogue, financial periods, and consistent document numbering (JE-, GRN-, PICK-, AST-, CNT- …). Workflow &amp; Automation — the sales, procurement / accounts-payable, employee-lifecycle, expense and contract-expiry workflows all exist as coded state machines. Performance &amp; KPI — src/performance (review cycles, objectives / KPIs, self- and manager assessment) plus the payroll bonus and the dashboard company comparison.</w:t>
+      </w:r>
+    </w:p>
+    <w:p>
+      <w:pPr/>
+      <w:r>
+        <w:t>PARTIAL (thin, or delivered through another entity). Contract Management — only a text contract reference and expiry date on the Supplier record, now surfaced in the alert feed; no first-class Contract entity for customer / employee / service / lease / partnership agreements, no renewal-reminder configuration, no contract documents / approvals / history. Investment Management and Shareholding Management — the holding structure is modelled (Company parent / subsidiary, relationship type subsidiary / associate, ownership percentage) but there is no Investment or Shareholder register, valuation, dividend or share-transfer handling. Tax Management — Uganda PAYE and NSSF are computed in payroll and VAT is carried on orders and invoices, but there is no tax-configuration module, no withholding tax, tax returns or reconciliation. Multi-Currency — a currency code is stored on orders, invoices and payables, but there is no exchange-rate table, conversion, FX gain/loss or multi-currency reporting. Approval Workflow — concrete approvals are built (expense two-step, AP invoice submit→approve, asset disposal request→approve→execute, leave) and are now aggregated as pending-approval alerts, but there is no configuration engine keyed by amount / department / branch / role. Communication and Marketing — an in-process notification service, the storefront newsletter and admin-managed FAQ / social links, discount codes, promo banners and CMS content pages exist; internal messaging, real email / SMS / push transport, and marketing campaigns / segmentation / leads / ROI do not. Search &amp; Filtering — every list endpoint takes filter[…] parameters, but there is no single global-search endpoint. Data Import / Export — reports export to CSV and PDF; there is no bulk Excel / CSV import. Mobile Access — both React apps use responsive layout, but there is no dedicated mobile client and some dense admin screens assume a desktop. Compliance and Data Protection — the expiry alerts, RBAC and scope access restrictions and masked sensitive fields are in place; a compliance register, checklists, field-level encryption at rest and a data-retention policy are not.</w:t>
+      </w:r>
+    </w:p>
+    <w:p>
+      <w:pPr/>
+      <w:r>
+        <w:t>PLANNED (no code yet). Legal Management — no legal-case, litigation, lawyer, permit / licence register or legal-deadline entities. Document Management — the project-wide object-storage gap: every “documents” feature (company logos, employee documents, supplier contracts, asset documents, project documents) is a text reference, not an upload / version / preview / signature store; there is no Document entity, versioning, digital signatures or a document-specific audit trail. Loan &amp; Financing Management — only the short-term SalaryAdvance (auto-recovered from payroll) exists; there is no loan facility, applications, repayment schedules, interest calculation or loan statements. Board &amp; Corporate Governance — no board-member, meeting, agenda, minutes, resolution, committee or voting entities. Audit Management — the audit TRAIL is built; audit MANAGEMENT (audit planning, internal / external audit engagements, findings, corrective actions, follow-ups) is not. Backup &amp; Disaster Recovery — only the Docker Postgres volume; no scheduled / cloud backup, replication, restore tooling or backup verification. Integration Features — none of the external integrations (banks, mobile money, payment gateways, real email / SMS gateways, tax systems, biometric devices, GPS / fleet telematics, cloud storage) are built; Google login and the Kafka event bus are seams only. Business Process Management — no workflow designer or configurable approval-level engine. Exit &amp; Employee Separation — an employment end date and status exist, but there is no resignation / termination / retirement workflow, exit interview, clearance checklist, final-pay or benefits calculation, or certificate generation.</w:t>
+      </w:r>
+    </w:p>
+    <w:p>
+      <w:pPr/>
+      <w:r>
+        <w:t>System Architecture (section 54) and phasing (section 57). The running stack already matches the recommendation's core — Node.js LTS, NestJS, Fastify, PostgreSQL, Redis, Prisma, REST / OpenAPI, JWT with refresh tokens, class-validator, Docker. The distributed pieces (a microservices split, Kafka event streaming, Jaeger / EFK tracing, Prometheus / Grafana, Ansible, Certbot, iRedMail, Zulip / Slack) are explicitly deferred: this proof-of-concept is a single modular NestJS service with the Kafka consumer seam stubbed (AuditService is called directly and synchronously), exactly as 07_System Design Document records. Against the phased approach: Phase 1 (Core) is complete; Phase 2 (Business Operations — sales, procurement, inventory, warehouse, expenses, assets, projects) is complete; Phase 3 (Advanced Finance — payroll incl. salary structures, budgeting, banking through the GL, inter-company, consolidated accounting) is largely complete, with loans, investments and a tax module the gaps; Phase 4 (Enterprise Management — HR is deep, CRM = the customer master plus support, BI is substantial) is partial, with contracts, legal, compliance, board management and document management outstanding; Phase 5 (Integration &amp; Security — the UI is responsive, OpenAPI is generated) is minimal, with API keys, integrations, 2FA, automated backup and disaster recovery all outstanding.</w:t>
+      </w:r>
+    </w:p>
+    <w:p>
+      <w:pPr/>
+      <w:r>
+        <w:t>IMPLEMENTED THIS PASS — Notifications &amp; Alerts (section 39). A new src/alerts module exposes GET /api/v1/alerts and GET /api/v1/alerts/summary: a single cross-module feed, derived at request time (no schema, no new permission, read-only) from eleven sources — accounts-receivable invoices overdue, accounts-payable invoices overdue, pending approvals (expense claims at the manager and finance step, supplier invoices, asset disposals and leave requests, as grouped counts), supplier contracts expiring or expired, vehicle statutory renewals due or expired, vehicle service schedules due (by date or by odometer), asset insurance policies expiring, asset inspections due, products below their minimum or reorder point (or out of stock), stock batches expiring, and projects nearing or past their planned end date. Each alert carries a severity (critical = already overdue / expired, warning = within the window, info), a category, the owning company, a title, a detail line, the linked entity, a date and an amount where relevant. The feed is filtered to the caller's company scope per BR-01 unless they hold organization.company.viewAll, takes a days window (default 30, up to 365), and accepts category and severity filters; /summary returns counts by severity and by category with an overdue-versus-upcoming split. The admin app gains an Alerts screen (navigation under Admin / Backend, route /alerts) with a severity KPI row, clickable category chips and a filterable table. Verified end to end against the seeded data (17 alerts across 8 categories, correctly ranked and scope-filtered); nest build and admin vite build clean; openapi.json regenerated (347 → 349 paths, 446 operations).</w:t>
+      </w:r>
+    </w:p>
+    <w:p>
+      <w:pPr/>
+      <w:r>
+        <w:t>Documentation for sections 17-57 plus one implementation (src/alerts). No migration; no new permission. openapi.json regenerated (349 paths / 446 operations). nest build and admin vite build clean.</w:t>
       </w:r>
     </w:p>
     <w:sectPr>

--- a/docx/Multi_Holdings_Limited_Software_Development_Procedures.docx
+++ b/docx/Multi_Holdings_Limited_Software_Development_Procedures.docx
@@ -10670,6 +10670,44 @@
       <w:pPr/>
       <w:r>
         <w:t>Documentation for sections 17-57 plus one implementation (src/alerts). No migration; no new permission. openapi.json regenerated (349 paths / 446 operations). nest build and admin vite build clean.</w:t>
+      </w:r>
+    </w:p>
+    <w:p>
+      <w:pPr>
+        <w:pStyle w:val="Heading1"/>
+      </w:pPr>
+      <w:r>
+        <w:t>Implementation Status Note 61 (2 September 2026) — Final System Objective &amp; the Executive Answer Layer</w:t>
+      </w:r>
+    </w:p>
+    <w:p>
+      <w:pPr/>
+      <w:r>
+        <w:t>An administrator asked to add, update and implement the Final System Objective — the closing statement of the master specification. It states that the finished Morise Holdings Limited system should be a single centralized platform for managing the entire group while keeping proper separation between companies, branches, departments and users, and that it should let management answer a fixed set of seventeen questions: how much money the group has; which subsidiary makes the most profit; which is underperforming; how much each company owes suppliers; how much customers owe the group; what assets each company owns; how many employees the group has; how much is spent on salaries; which projects are profitable; which contracts are about to expire; which vehicles require servicing; which stock items are running low; which payments require approval; how much each department has spent; how group investments are performing; what the current liabilities are; and what the consolidated financial position of the entire group is. The resulting platform is characterised as an ERP + HRM + CRM + Accounting + Inventory + Procurement + Project Management + Asset Management + Corporate Governance system structured specifically for Morise Holdings Limited.</w:t>
+      </w:r>
+    </w:p>
+    <w:p>
+      <w:pPr/>
+      <w:r>
+        <w:t>The separation model the objective demands is already the spine of the build: BR-01 company / branch / department scoping enforced server-side across every module, a role and permission catalogue with direct grant / revoke and delegated administration, and the group → subsidiary → branch hierarchy in the Organization service, so a Group role sees consolidated information while a subsidiary-scoped user sees only their own company (the “centralized group management with controlled subsidiary independence” of section 56). The module coverage the objective names is substantially in place: Accounting and Finance (chart of accounts, journals, periods, AR, AP, nine financial statements, consolidated variants), HR and Payroll, CRM (the customer master plus support), Inventory and Warehouse operations, Procurement’s supplier and accounts-payable tail, Project Management, Asset Management, Fleet, and the group dashboards.</w:t>
+      </w:r>
+    </w:p>
+    <w:p>
+      <w:pPr/>
+      <w:r>
+        <w:t>IMPLEMENTED THIS PASS — the executive answer layer. A new src/executive module exposes GET /api/v1/executive/questions and GET /api/v1/executive/overview. /questions returns the seventeen questions each with a plain-language answer computed from live data, a numeric value, a unit (money / count), a status (answered / partial / planned) and, where useful, a per-company or per-item breakdown. /overview returns the same figures as a compact key-value summary for a dashboard tile. Both are filtered to the caller’s company scope per BR-01: a user holding organization.company.viewAll gets the whole group; a subsidiary-scoped user gets only their companies, and the answers (net profit, cash, receivables, payables, headcount, salary bill, liabilities, consolidated position) recompute for that narrower set. The answers draw on the existing DashboardService financials (per-company assets, liabilities, cash, receivables, payables, revenue, expense, net profit and their group totals) plus direct queries for asset net book value, active headcount and the monthly gross-salary bill, project profitability (recorded revenue less attributed paid expenses), supplier contracts expiring within 60 days, vehicle service schedules due by date or odometer, products below their minimum or reorder point, pending approvals (expense claims at the manager and finance step plus supplier invoices), and paid expenses grouped by department. Two answers are marked partial — “which contracts are about to expire?” covers only supplier contracts today, and “how much has each department spent?” counts only paid expenses — and one is marked planned — “how are group investments performing?”, pending a first-class Investment register.</w:t>
+      </w:r>
+    </w:p>
+    <w:p>
+      <w:pPr/>
+      <w:r>
+        <w:t>Read-only; no schema change; no new permission. The admin app gains an Executive Q&amp;A screen (navigation under the Financial &amp; Accounting category, route /executive) with a six-tile key-figure strip and one card per question, each showing its status, its plain-language answer, its headline value and an expandable breakdown table. Verified end to end: the Managing Director sees all seventeen answers for the whole group; a subsidiary-scoped Branch Manager sees the same seventeen recomputed for their one company (headcount, net profit and the top-subsidiary line all narrow correctly). nest build and admin vite build clean; openapi.json regenerated (349 → 351 paths, 448 operations). This completes the documentation pass over the master specification: sections 1-16 were built across Sprints 1-16 and Updates 26-69, sections 17-57 were catalogued in Update 83 with the Notifications &amp; Alerts feed shipped, and the Final System Objective is answered here.</w:t>
+      </w:r>
+    </w:p>
+    <w:p>
+      <w:pPr/>
+      <w:r>
+        <w:t>New module src/executive (GET /api/v1/executive/questions, /executive/overview). Read-only; no migration; no new permission; scoped per BR-01. openapi.json regenerated (351 paths / 448 operations). nest build and admin vite build clean. This completes the documentation pass over the master specification.</w:t>
       </w:r>
     </w:p>
     <w:sectPr>

--- a/docx/Multi_Holdings_Limited_Software_Development_Procedures.docx
+++ b/docx/Multi_Holdings_Limited_Software_Development_Procedures.docx
@@ -10708,6 +10708,44 @@
       <w:pPr/>
       <w:r>
         <w:t>New module src/executive (GET /api/v1/executive/questions, /executive/overview). Read-only; no migration; no new permission; scoped per BR-01. openapi.json regenerated (351 paths / 448 operations). nest build and admin vite build clean. This completes the documentation pass over the master specification.</w:t>
+      </w:r>
+    </w:p>
+    <w:p>
+      <w:pPr>
+        <w:pStyle w:val="Heading1"/>
+      </w:pPr>
+      <w:r>
+        <w:t>Implementation Status Note 62 (2 September 2026) — Payroll Payslips Visible to Staff on Approval</w:t>
+      </w:r>
+    </w:p>
+    <w:p>
+      <w:pPr/>
+      <w:r>
+        <w:t>An administrator asked that, once a payroll run is approved for a company, that company's staff and members be able to view their own payslip in the My Payslips section of My HR in the admin application — without waiting for the run to be paid. Until now a payslip only appeared to its owner after the payroll run had been marked paid; between approval and payment the employee could see nothing, even though the run's figures were already final.</w:t>
+      </w:r>
+    </w:p>
+    <w:p>
+      <w:pPr/>
+      <w:r>
+        <w:t>My HR is the employee self-service area of the admin app: every screen is scoped to the signed-in user through the Employee.userId link, so a person sees only their own attendance, leave, shifts, performance, payslips and salary advances. My Payslips is backed by GET /api/v1/my-hr/payslips, which returned the caller's payslip rows whose payroll run had reached status paid — each with the period, the pay date, gross pay, PAYE, NSSF (employee and employer), salary-advance recovery, other deductions, net pay and the earnings breakdown.</w:t>
+      </w:r>
+    </w:p>
+    <w:p>
+      <w:pPr/>
+      <w:r>
+        <w:t>IMPLEMENTED THIS PASS. GET /api/v1/my-hr/payslips now returns a payslip as soon as its payroll run is approved: the run-status filter widened from paid to approved-or-paid, and each row now also carries the run status (approved or paid) and the approvedAt date alongside paidAt. Draft and cancelled runs stay invisible, and the per-employee scoping is unchanged — a staff member still sees only their own payslip. POST /api/v1/payroll/runs/:id/approve now notifies every run member who has a login, the same way the pay step already did: each linked employee gets a “Your payslip for &lt;month&gt; &lt;year&gt; is ready to view” notification pointing at My HR → My Payslips, and the payment-time notification was reworded to “Your &lt;month&gt; &lt;year&gt; pay has been released.”</w:t>
+      </w:r>
+    </w:p>
+    <w:p>
+      <w:pPr/>
+      <w:r>
+        <w:t>The My Payslips screen (mbms/frontend/src/pages/MyHr.jsx) gains a Status column — an amber “Approved · awaiting payment” badge until the run is paid, then a green “Paid · &lt;date&gt;” badge — and the same status line in the payslip detail dialog; the empty-state text now reads “… once a payroll run that includes you has been approved.” Read-only widening of an existing endpoint: no schema change, no migration, no new permission. Verified end to end against the seeded data: a holding-company staff member with a login sees the approved August 2026 run's payslip immediately (status approved, no pay date); a freshly created draft run's payslips stay invisible; approving a run fires exactly one notification per member with a login; paying the run flips the badge to Paid. nest build and admin vite build clean; openapi.json unchanged (351 paths / 448 operations / 175 schemas).</w:t>
+      </w:r>
+    </w:p>
+    <w:p>
+      <w:pPr/>
+      <w:r>
+        <w:t>Backend: src/my-hr/my-hr.service.ts payslips() run-status filter widened to approved-or-paid + status / approvedAt surfaced; src/payroll/payroll.service.ts approveRun() notifies linked employees. Admin: src/pages/MyHr.jsx status badge + copy. Read-only; no migration; no new permission; My HR stays scoped per Employee.userId. openapi.json unchanged (351 paths / 448 operations). nest build and admin vite build clean.</w:t>
       </w:r>
     </w:p>
     <w:sectPr>

--- a/docx/Multi_Holdings_Limited_Software_Development_Procedures.docx
+++ b/docx/Multi_Holdings_Limited_Software_Development_Procedures.docx
@@ -10746,6 +10746,44 @@
       <w:pPr/>
       <w:r>
         <w:t>Backend: src/my-hr/my-hr.service.ts payslips() run-status filter widened to approved-or-paid + status / approvedAt surfaced; src/payroll/payroll.service.ts approveRun() notifies linked employees. Admin: src/pages/MyHr.jsx status badge + copy. Read-only; no migration; no new permission; My HR stays scoped per Employee.userId. openapi.json unchanged (351 paths / 448 operations). nest build and admin vite build clean.</w:t>
+      </w:r>
+    </w:p>
+    <w:p>
+      <w:pPr>
+        <w:pStyle w:val="Heading1"/>
+      </w:pPr>
+      <w:r>
+        <w:t>Implementation Status Note 63 (2 September 2026) — Alerts on the Admin Bell, Routed by Department</w:t>
+      </w:r>
+    </w:p>
+    <w:p>
+      <w:pPr/>
+      <w:r>
+        <w:t>An administrator asked that the Alerts feed introduced in Update 83 show up on the admin app's bell icon as notifications, and that every logged-in admin staff member see those notifications filtered to their own department. Until now the Alerts feed lived only on its own screen (GET /api/v1/alerts); the bell showed workflow notifications pushed explicitly by individual modules, and nothing routed anything by department.</w:t>
+      </w:r>
+    </w:p>
+    <w:p>
+      <w:pPr/>
+      <w:r>
+        <w:t>The Alerts feed is a single cross-module list of time-sensitive things that need attention — overdue customer and supplier invoices, pending approvals, expiring supplier contracts, vehicle statutory renewals and services due, asset insurance and inspections, stock below its minimum, expiring stock batches and project deadlines — each derived live from the module that owns it and filtered to the caller's company scope (BR-01). The bell is a per-user in-app feed: a Notification row per recipient, polled every 20 seconds for its unread count, with no scheduler or push infrastructure in this proof-of-concept.</w:t>
+      </w:r>
+    </w:p>
+    <w:p>
+      <w:pPr/>
+      <w:r>
+        <w:t>IMPLEMENTED THIS PASS. Every alert is now tagged with the department responsible for acting on it. Where the source record carries a department (projects) that column is used; otherwise the owning function is matched, case-insensitively and as a substring, against that company's own department names — so overdue invoices route to Finance / Billing, expiring contracts to Procurement, vehicle renewals and services to Fleet / Logistics / Distribution, stock and batch alerts to Warehouse / Inventory, and pending-approval queues by queue type (expense and supplier-invoice approvals to Finance, leave approvals to Human Resources). An alert that matches no department is treated as company-wide. A new AlertsService.syncToNotifications(user) mirrors the caller's live alert feed onto their bell as Notification rows of type alert:&lt;category&gt;, reconciling on each read — it creates a row for every alert that has none yet and deletes rows whose underlying alert has cleared, so the bell always reflects the current feed without a scheduler. The sync runs at the top of GET /api/v1/notifications and GET /api/v1/notifications/unread-count, is best-effort (a failure never breaks the feed) and is throttled to one reconcile per user every two minutes.</w:t>
+      </w:r>
+    </w:p>
+    <w:p>
+      <w:pPr/>
+      <w:r>
+        <w:t>The department filter: a staff member whose department is known — resolved from their linked Employee record, or a department-scoped access grant — sees their department's alerts plus the company-wide ones; a user with group-wide visibility (organization.company.viewAll), or one with no department at all, sees everything already in their company scope, exactly as before. Notification gains a nullable department_id column (migration 20260902140000_notification_department) and the feed now returns the routed department id and name on each row; the bell marks alert notifications with a warning glyph and shows a small department chip. No new permission, no new endpoint. Verified end to end on the seeded data (fifteen Agro alerts): the Finance &amp; Administration user receives the three overdue-invoice notifications plus the five company-wide pending-approval ones and none of the seven warehouse-routed alerts; the Warehouse &amp; Distribution user receives the stock, batch and vehicle alerts plus the five pending approvals and none of the overdue invoices; a user with no department and the Managing Director (group visibility) receive all fifteen; re-polling never duplicates a row and clearing an alert removes its notification. nest build and admin vite build clean; prisma migrate deploy applied; openapi.json regenerated (351 paths / 448 operations, path order only).</w:t>
+      </w:r>
+    </w:p>
+    <w:p>
+      <w:pPr/>
+      <w:r>
+        <w:t>Backend: src/alerts/alerts.service.ts (department routing + syncToNotifications), alerts.module.ts (exports AlertsService), src/notifications/notifications.module.ts (imports AlertsModule), notifications.controller.ts (mirror on read), src/common/notifications/notifications.service.ts (department names). Admin: src/components/Layout.jsx. Migration 20260902140000_notification_department (notifications.department_id, nullable + index). No new permission, no new endpoint. openapi.json regenerated (351 paths / 448 operations). nest build and admin vite build clean.</w:t>
       </w:r>
     </w:p>
     <w:sectPr>

--- a/docx/Multi_Holdings_Limited_Software_Development_Procedures.docx
+++ b/docx/Multi_Holdings_Limited_Software_Development_Procedures.docx
@@ -10784,6 +10784,44 @@
       <w:pPr/>
       <w:r>
         <w:t>Backend: src/alerts/alerts.service.ts (department routing + syncToNotifications), alerts.module.ts (exports AlertsService), src/notifications/notifications.module.ts (imports AlertsModule), notifications.controller.ts (mirror on read), src/common/notifications/notifications.service.ts (department names). Admin: src/components/Layout.jsx. Migration 20260902140000_notification_department (notifications.department_id, nullable + index). No new permission, no new endpoint. openapi.json regenerated (351 paths / 448 operations). nest build and admin vite build clean.</w:t>
+      </w:r>
+    </w:p>
+    <w:p>
+      <w:pPr>
+        <w:pStyle w:val="Heading1"/>
+      </w:pPr>
+      <w:r>
+        <w:t>Implementation Status Note 64 (2 September 2026) — Alert Notifications Made Visible on the Bell</w:t>
+      </w:r>
+    </w:p>
+    <w:p>
+      <w:pPr/>
+      <w:r>
+        <w:t>After Update 86 an administrator reported that the alert notifications still did not appear on the admin app's bell for logged-in staff. Investigation with a headless browser showed the cause was purely presentational: the notification dropdown is rendered inside the navy top bar, which sets a white text colour, and the dropdown panel never reset it — so every row was drawn in white text on a white background. The unread count on the bell was correct and the rows were in the DOM; they were simply invisible. This pass fixes the visibility and tightens the department routing.</w:t>
+      </w:r>
+    </w:p>
+    <w:p>
+      <w:pPr/>
+      <w:r>
+        <w:t>The dropdown panel now sets an explicit dark text colour and opaque white background (and a left text alignment), so the notification title, its detail line, the timestamp and the department chip all render at normal contrast. The department chip uses the standard neutral badge style. No behavioural change to what is shown — only whether it can be seen.</w:t>
+      </w:r>
+    </w:p>
+    <w:p>
+      <w:pPr/>
+      <w:r>
+        <w:t>Department routing was also made deterministic. Each alert category carries an ordered list of department-name keywords, most-specific owner first; routing now walks that list in order and the first keyword that matches any of the company's departments wins, instead of taking whichever department happened to appear first in the list. So a low-stock alert resolves to “Warehouse &amp; Distribution” on the “warehouse” keyword rather than falling through to a broader “Field Operations”, and a handful of catch-all keywords (field, operations) were added at the end of the vehicle, stock, batch and inspection categories so companies that have only a general operations department still receive those alerts.</w:t>
+      </w:r>
+    </w:p>
+    <w:p>
+      <w:pPr/>
+      <w:r>
+        <w:t>No schema change, no new endpoint, no new permission — this is the visibility fix for Update 86. Re-verified end to end in the running admin app with three personas: the IT Administrator (group-wide visibility) sees all fifteen seeded Agro alerts on the bell, each with its department chip (Finance &amp; Administration or Warehouse &amp; Distribution); the Finance Manager (scoped, Finance &amp; Administration) sees the three overdue-invoice alerts plus the five company-wide pending-approval alerts and none of the warehouse-routed ones; the Branch Manager (scoped, Field Operations) sees the five company-wide pending-approval alerts. All rows are legible, the ⚠️ marker and the department chip show, and re-polling does not duplicate. nest build and admin vite build clean; openapi.json unchanged.</w:t>
+      </w:r>
+    </w:p>
+    <w:p>
+      <w:pPr/>
+      <w:r>
+        <w:t>Frontend: src/components/Layout.jsx NotificationBell dropdown now sets color: var(--text) + opaque white background + textAlign left (it inherited color: #fff from .topbar); department chip → badge neutral. Backend: src/alerts/alerts.service.ts DEPT_KEYWORDS reordered most-specific-first + field/operations catch-alls; routeDepartment() now iterates keywords in order, first match wins. No schema / endpoint / permission / migration change. openapi.json unchanged. nest build and admin vite build clean; re-verified in the running app with 3 personas.</w:t>
       </w:r>
     </w:p>
     <w:sectPr>

--- a/docx/Multi_Holdings_Limited_Software_Development_Procedures.docx
+++ b/docx/Multi_Holdings_Limited_Software_Development_Procedures.docx
@@ -10822,6 +10822,44 @@
       <w:pPr/>
       <w:r>
         <w:t>Frontend: src/components/Layout.jsx NotificationBell dropdown now sets color: var(--text) + opaque white background + textAlign left (it inherited color: #fff from .topbar); department chip → badge neutral. Backend: src/alerts/alerts.service.ts DEPT_KEYWORDS reordered most-specific-first + field/operations catch-alls; routeDepartment() now iterates keywords in order, first match wins. No schema / endpoint / permission / migration change. openapi.json unchanged. nest build and admin vite build clean; re-verified in the running app with 3 personas.</w:t>
+      </w:r>
+    </w:p>
+    <w:p>
+      <w:pPr>
+        <w:pStyle w:val="Heading1"/>
+      </w:pPr>
+      <w:r>
+        <w:t>Implementation Status Note 65 (2 September 2026) — Social Media Channels Managed From One Shared Record</w:t>
+      </w:r>
+    </w:p>
+    <w:p>
+      <w:pPr/>
+      <w:r>
+        <w:t>An administrator asked to manage the storefront's social media channels from the CMS / Site Builder section of the admin/backend so that a single edit — one handle, one display name, one tagline, one visibility setting — can be pushed to every social media channel at once, and so that adding, updating or deleting all channels is a single click rather than a per-channel chore.</w:t>
+      </w:r>
+    </w:p>
+    <w:p>
+      <w:pPr/>
+      <w:r>
+        <w:t>A new SocialContent table (migration 20260902150000_social_content) holds exactly one row: the shared content record — an account handle, a display name used as the link label on every channel, a tagline shown above the channel row in the storefront footer, and a shared visibility flag. It sits alongside the existing per-channel SocialLink table, which is unchanged, so a channel can still be added or edited individually as before.</w:t>
+      </w:r>
+    </w:p>
+    <w:p>
+      <w:pPr/>
+      <w:r>
+        <w:t>Four endpoints were added under the existing cms.manage / cms.viewAll permissions (no new permission): GET and PUT /api/v1/cms/social-content read and save the shared record; POST /api/v1/cms/social-content/apply pushes it onto every channel in one call — with { createMissing: true } it first creates a channel for every supported platform, building each URL from the shared handle, and with { overwriteUrls: true } it rebuilds every channel URL from that handle; DELETE /api/v1/cms/social-content/channels removes every channel at once. The CMS / Site Builder screen gains a “Shared content — one edit, all channels” panel with Save, “Apply to all channels”, “Add &amp; sync every platform” and “Clear all channels” buttons. The storefront footer now shows the shared tagline above the channel icons via a new public GET /api/v1/customer-portal/public/social-content.</w:t>
+      </w:r>
+    </w:p>
+    <w:p>
+      <w:pPr/>
+      <w:r>
+        <w:t>Verified end to end against the running system: saving the shared record then clicking “Add &amp; sync every platform” created the eight buildable platform channels and set every label and visibility from the record; “Apply to all channels” with the URL-rebuild option on rewrote every channel URL from the handle; “Clear all channels” deleted them all and a re-apply with createMissing rebuilt them; the storefront footer read the shared tagline. Every mutation writes an audit event (cms.social_content.updated / applied / cleared). nest build, admin vite build and storefront vite build all clean; openapi.json regenerated (355 paths, 453 operations).</w:t>
+      </w:r>
+    </w:p>
+    <w:p>
+      <w:pPr/>
+      <w:r>
+        <w:t>Backend: prisma/schema.prisma (SocialContent model) + migration 20260902150000_social_content; src/cms/dto/social-content.dto.ts (new); src/cms/social-links.service.ts (getContent / saveContent / applyContentToAll / clearAllChannels + the PLATFORM_URL template map + getPublicContent); src/cms/cms.controller.ts (GET/PUT /cms/social-content, POST /cms/social-content/apply, DELETE /cms/social-content/channels); src/customer-portal/storefront/customer-storefront.controller.ts (public GET /customer-portal/public/social-content); prisma/seed.ts (the singleton seed). Frontend: mbms/frontend/src/pages/Cms.jsx (SocialLinksPanel — shared-content form plus the Apply / Add &amp; sync / Clear one-click buttons); mbms/storefront/src/lib/corporate.js (useSocialContent hook), src/components/Layout.jsx and CorporateLayout.jsx (footer tagline), src/styles/storefront.css and corporate.css.</w:t>
       </w:r>
     </w:p>
     <w:sectPr>

--- a/docx/Multi_Holdings_Limited_Software_Development_Procedures.docx
+++ b/docx/Multi_Holdings_Limited_Software_Development_Procedures.docx
@@ -10860,6 +10860,44 @@
       <w:pPr/>
       <w:r>
         <w:t>Backend: prisma/schema.prisma (SocialContent model) + migration 20260902150000_social_content; src/cms/dto/social-content.dto.ts (new); src/cms/social-links.service.ts (getContent / saveContent / applyContentToAll / clearAllChannels + the PLATFORM_URL template map + getPublicContent); src/cms/cms.controller.ts (GET/PUT /cms/social-content, POST /cms/social-content/apply, DELETE /cms/social-content/channels); src/customer-portal/storefront/customer-storefront.controller.ts (public GET /customer-portal/public/social-content); prisma/seed.ts (the singleton seed). Frontend: mbms/frontend/src/pages/Cms.jsx (SocialLinksPanel — shared-content form plus the Apply / Add &amp; sync / Clear one-click buttons); mbms/storefront/src/lib/corporate.js (useSocialContent hook), src/components/Layout.jsx and CorporateLayout.jsx (footer tagline), src/styles/storefront.css and corporate.css.</w:t>
+      </w:r>
+    </w:p>
+    <w:p>
+      <w:pPr>
+        <w:pStyle w:val="Heading1"/>
+      </w:pPr>
+      <w:r>
+        <w:t>Implementation Status Note 66 (2 September 2026) — Every Social Media Platform Managed From One CMS Roster</w:t>
+      </w:r>
+    </w:p>
+    <w:p>
+      <w:pPr/>
+      <w:r>
+        <w:t>Following Update 88 (a shared social-content record with a one-click apply to all channels), an administrator asked that the social media channels be managed from the CMS / Site Builder section as one place that reflects every social media platform — so the panel shows all supported platforms as a fixed list, whether or not a channel row exists yet, rather than only the channels that happen to have been added.</w:t>
+      </w:r>
+    </w:p>
+    <w:p>
+      <w:pPr/>
+      <w:r>
+        <w:t>The CMS / Site Builder “Social media channels” panel is now a fixed roster of every supported platform (Facebook, X, Instagram, LinkedIn, YouTube, TikTok, WhatsApp, Telegram, Other). Each platform is one editable row — URL, label, visibility, order — present at all times; a platform with no URL shows as “not set” with its expected URL shape as a placeholder. Saving a row creates the channel; clearing its URL and saving removes it; the visibility toggle and the up/down order controls act on the platforms that have a row. The per-platform URL placeholder is built from the shared handle in the Update 88 record where one is set.</w:t>
+      </w:r>
+    </w:p>
+    <w:p>
+      <w:pPr/>
+      <w:r>
+        <w:t>Backing this: the `social_links` table now has a UNIQUE constraint on `platform` (migration 20260902160000_social_link_platform_unique — it de-duplicates any existing rows first, keeping the earliest per platform), so each platform maps to at most one channel. Two endpoints were added under the existing cms.manage / cms.viewAll permissions (no new permission): GET /api/v1/cms/social-links/roster returns all nine platforms in canonical order with any existing row merged in and a URL hint; PUT /api/v1/cms/social-links/platform/:platform creates, updates or (on an explicit empty URL) deletes that platform's single row. The free-form “add a channel” form is replaced by the roster, and the old POST /cms/social-links now rejects a second row for a platform with a clear message. Every mutation is audited as before (cms.social_link.created / updated / deleted).</w:t>
+      </w:r>
+    </w:p>
+    <w:p>
+      <w:pPr/>
+      <w:r>
+        <w:t>Verified end to end against the running system: the roster returns all nine platforms with the four seeded ones (Facebook, X, Instagram, LinkedIn shown; WhatsApp hidden) merged in and the rest marked “not set”; PUT platform/youtube created a row, PUT platform/facebook updated its URL, PUT platform/whatsapp with an empty URL deleted it, and POST /cms/social-links for an existing platform returned a 409 with the “edit it in the platform roster” message; the storefront footer reflected each change. nest build, admin vite build and storefront vite build all clean; prisma migrate deploy applied; openapi.json regenerated (357 paths, 455 operations). The Update 88 shared-content panel and its one-click apply / add-all / clear-all actions are unchanged and sit above the roster.</w:t>
+      </w:r>
+    </w:p>
+    <w:p>
+      <w:pPr/>
+      <w:r>
+        <w:t>Backend: prisma/schema.prisma (`SocialLink.platform` → `@unique`) + migration 20260902160000_social_link_platform_unique (de-dupe then `CREATE UNIQUE INDEX`); src/cms/dto/social-link.dto.ts (`UpsertPlatformLinkDto`); src/cms/social-links.service.ts (`listRoster`, `upsertPlatform`, duplicate-platform guard in `create`); src/cms/cms.controller.ts (`GET /cms/social-links/roster`, `PUT /cms/social-links/platform/:platform`); prisma/seed.ts (social-link upsert keyed by `platform`). Frontend: mbms/frontend/src/pages/Cms.jsx (SocialLinksPanel — the fixed nine-row roster with per-platform Add / Save / clear-to-remove, visibility toggle and order controls, replacing the free-form add form; the Update 88 shared-content panel is unchanged above it).</w:t>
       </w:r>
     </w:p>
     <w:sectPr>

--- a/docx/Multi_Holdings_Limited_Software_Development_Procedures.docx
+++ b/docx/Multi_Holdings_Limited_Software_Development_Procedures.docx
@@ -10898,6 +10898,44 @@
       <w:pPr/>
       <w:r>
         <w:t>Backend: prisma/schema.prisma (`SocialLink.platform` → `@unique`) + migration 20260902160000_social_link_platform_unique (de-dupe then `CREATE UNIQUE INDEX`); src/cms/dto/social-link.dto.ts (`UpsertPlatformLinkDto`); src/cms/social-links.service.ts (`listRoster`, `upsertPlatform`, duplicate-platform guard in `create`); src/cms/cms.controller.ts (`GET /cms/social-links/roster`, `PUT /cms/social-links/platform/:platform`); prisma/seed.ts (social-link upsert keyed by `platform`). Frontend: mbms/frontend/src/pages/Cms.jsx (SocialLinksPanel — the fixed nine-row roster with per-platform Add / Save / clear-to-remove, visibility toggle and order controls, replacing the free-form add form; the Update 88 shared-content panel is unchanged above it).</w:t>
+      </w:r>
+    </w:p>
+    <w:p>
+      <w:pPr>
+        <w:pStyle w:val="Heading1"/>
+      </w:pPr>
+      <w:r>
+        <w:t>Implementation Status Note 67 (3 September 2026) — Automatic Staff Identification Cards for Active Administration Staff</w:t>
+      </w:r>
+    </w:p>
+    <w:p>
+      <w:pPr/>
+      <w:r>
+        <w:t>An administrator asked that every actively registered administration staff member carry a system-generated staff identification card - added, updated and issued automatically rather than entered by hand per person.</w:t>
+      </w:r>
+    </w:p>
+    <w:p>
+      <w:pPr/>
+      <w:r>
+        <w:t>Implemented as a new module (src/staff-id-cards) with a one-to-one staff_id_cards table on employees (migration 20260903120000_staff_id_cards; enum StaffIdCardStatus active / revoked / expired; unique card_number MID-XXXXXXXX and verification_code; three-year default validity; photo is a text reference). A card is issued automatically when an Employee record is created (EmployeesService hook); POST /api/v1/staff-id-cards/generate back-fills anyone missing one and expires any card past its date; deactivating an employee revokes the card and reactivating restores it. Endpoints: list / summary / get / by-employee / verify-by-code, generate, issue, PATCH, reissue, revoke, restore, plus GET /api/v1/my-hr/id-card. Two new HR-domain permissions employee.idcard.manage / employee.idcard.viewAll, granted manage+viewAll to Super Administrator / Managing Director / IT Administrator / Human Resources Manager, manage (own scope) to Branch Manager, viewAll to the oversight roles. Every mutation audited; feed scoped per BR-01.</w:t>
+      </w:r>
+    </w:p>
+    <w:p>
+      <w:pPr/>
+      <w:r>
+        <w:t>The staff Admin app gains a Staff ID Cards screen under Human Resources (card-face gallery + Generate / Issue / Edit / Reissue / Revoke / Restore) and a My HR -&gt; My ID Card self-service screen. Verified end to end against the running system; nest build, admin vite build and prisma migrate deploy clean; openapi.json regenerated (367 paths / 467 operations).</w:t>
+      </w:r>
+    </w:p>
+    <w:p>
+      <w:pPr/>
+      <w:r>
+        <w:t>Backend: prisma/schema.prisma (StaffIdCard model + enum, Employee.idCard relation), prisma/migrations/20260903120000_staff_id_cards/migration.sql, src/staff-id-cards/{staff-id-cards.module.ts,staff-id-cards.controller.ts,staff-id-cards.service.ts,dto/staff-id-card.dto.ts}, src/app.module.ts, src/employees/{employees.module.ts,employees.service.ts}, src/my-hr/{my-hr.controller.ts,my-hr.service.ts}, prisma/seed.ts, openapi.json.</w:t>
+      </w:r>
+    </w:p>
+    <w:p>
+      <w:pPr/>
+      <w:r>
+        <w:t>Frontend: src/components/IdCard.jsx (new), src/pages/StaffIdCards.jsx (new), src/pages/MyHr.jsx (MyIdCardPage), src/App.jsx, src/components/Layout.jsx, src/lib/capabilities.js.</w:t>
       </w:r>
     </w:p>
     <w:sectPr>

--- a/docx/Multi_Holdings_Limited_Software_Development_Procedures.docx
+++ b/docx/Multi_Holdings_Limited_Software_Development_Procedures.docx
@@ -10936,6 +10936,44 @@
       <w:pPr/>
       <w:r>
         <w:t>Frontend: src/components/IdCard.jsx (new), src/pages/StaffIdCards.jsx (new), src/pages/MyHr.jsx (MyIdCardPage), src/App.jsx, src/components/Layout.jsx, src/lib/capabilities.js.</w:t>
+      </w:r>
+    </w:p>
+    <w:p>
+      <w:pPr>
+        <w:pStyle w:val="Heading1"/>
+      </w:pPr>
+      <w:r>
+        <w:t>Implementation Status Note 68 (3 September 2026) — Staff Identification Card — Front and Back</w:t>
+      </w:r>
+    </w:p>
+    <w:p>
+      <w:pPr/>
+      <w:r>
+        <w:t>Following Note 67 (the automatic staff identification card), an administrator asked that the card have a distinct front and a back part.</w:t>
+      </w:r>
+    </w:p>
+    <w:p>
+      <w:pPr/>
+      <w:r>
+        <w:t>The card resource now carries a back object. The front is unchanged. The back shows the standard conditions of use, an 'if found, return to' block built from the issuing company's registered address and contact, the holder's national id and emergency contact (read live from the Employee), an optional blood group and free-text note (held on the card in new nullable columns blood_group VARCHAR(8) / back_notes TEXT, migration 20260903140000_staff_id_card_back), a Code 128-style barcode of the card number, and holder / issuing-officer signature lines. bloodGroup and backNotes are accepted on issue and on PATCH /api/v1/staff-id-cards/:id under the existing employee.idcard.manage permission; every other back field is derived. No new endpoint or permission; openapi.json path / operation counts unchanged (367 / 467).</w:t>
+      </w:r>
+    </w:p>
+    <w:p>
+      <w:pPr/>
+      <w:r>
+        <w:t>The shared IdCard.jsx renders both faces - a 'Show back / front' flip on the admin Staff ID Cards gallery and front-and-back side by side on My HR -&gt; My ID Card; the Edit dialog gains Blood group and Back note fields. Verified end to end against the running system; nest build, admin vite build and prisma migrate deploy clean.</w:t>
+      </w:r>
+    </w:p>
+    <w:p>
+      <w:pPr/>
+      <w:r>
+        <w:t>Backend: prisma/schema.prisma (StaffIdCard.bloodGroup / backNotes), prisma/migrations/20260903140000_staff_id_card_back/migration.sql, src/staff-id-cards/{staff-id-cards.service.ts,dto/staff-id-card.dto.ts}, src/my-hr/my-hr.service.ts, prisma/seed.ts, openapi.json.</w:t>
+      </w:r>
+    </w:p>
+    <w:p>
+      <w:pPr/>
+      <w:r>
+        <w:t>Frontend: src/components/IdCard.jsx (front + back faces, flip, side-by-side), src/pages/StaffIdCards.jsx (Edit dialog: blood group + back note), src/pages/MyHr.jsx (My ID Card shows both faces).</w:t>
       </w:r>
     </w:p>
     <w:sectPr>

--- a/docx/Multi_Holdings_Limited_Software_Development_Procedures.docx
+++ b/docx/Multi_Holdings_Limited_Software_Development_Procedures.docx
@@ -10974,6 +10974,44 @@
       <w:pPr/>
       <w:r>
         <w:t>Frontend: src/components/IdCard.jsx (front + back faces, flip, side-by-side), src/pages/StaffIdCards.jsx (Edit dialog: blood group + back note), src/pages/MyHr.jsx (My ID Card shows both faces).</w:t>
+      </w:r>
+    </w:p>
+    <w:p>
+      <w:pPr>
+        <w:pStyle w:val="Heading1"/>
+      </w:pPr>
+      <w:r>
+        <w:t>Implementation Status Note 69 (3 September 2026) — Staff Identification Card — Back Face Sized to the Front, Blood Group Removed</w:t>
+      </w:r>
+    </w:p>
+    <w:p>
+      <w:pPr/>
+      <w:r>
+        <w:t>Following Note 68 (the identification card's front and back), an administrator asked for the blood group section to be removed from the back and for the back to be the same size as the front.</w:t>
+      </w:r>
+    </w:p>
+    <w:p>
+      <w:pPr/>
+      <w:r>
+        <w:t>The blood_group column is dropped (migration 20260903160000_staff_id_card_drop_blood_group); back_notes is kept. The back object (GET /api/v1/staff-id-cards*, GET /api/v1/my-hr/id-card) no longer carries bloodGroup and POST / PATCH /api/v1/staff-id-cards/:id no longer accept it. No new endpoint or permission; openapi.json path / operation counts unchanged (367 / 467).</w:t>
+      </w:r>
+    </w:p>
+    <w:p>
+      <w:pPr/>
+      <w:r>
+        <w:t>IdCard.jsx renders the front and back at the same width and height (a fixed CARD_W x CARD_H box, overflow clipped), the back's barcode and signature lines anchored to the bottom edge; the admin Edit dialog drops the Blood group field. Verified end to end against the running system; nest build, admin vite build and prisma migrate deploy clean.</w:t>
+      </w:r>
+    </w:p>
+    <w:p>
+      <w:pPr/>
+      <w:r>
+        <w:t>Backend: prisma/schema.prisma (remove StaffIdCard.bloodGroup), prisma/migrations/20260903160000_staff_id_card_drop_blood_group/migration.sql, src/staff-id-cards/{staff-id-cards.service.ts,dto/staff-id-card.dto.ts}, src/my-hr/my-hr.service.ts, prisma/seed.ts, openapi.json.</w:t>
+      </w:r>
+    </w:p>
+    <w:p>
+      <w:pPr/>
+      <w:r>
+        <w:t>Frontend: src/components/IdCard.jsx (fixed CARD_H on both faces, blood group row removed), src/pages/StaffIdCards.jsx (Edit dialog: Blood group field removed).</w:t>
       </w:r>
     </w:p>
     <w:sectPr>

--- a/docx/Multi_Holdings_Limited_Software_Development_Procedures.docx
+++ b/docx/Multi_Holdings_Limited_Software_Development_Procedures.docx
@@ -11012,6 +11012,44 @@
       <w:pPr/>
       <w:r>
         <w:t>Frontend: src/components/IdCard.jsx (fixed CARD_H on both faces, blood group row removed), src/pages/StaffIdCards.jsx (Edit dialog: Blood group field removed).</w:t>
+      </w:r>
+    </w:p>
+    <w:p>
+      <w:pPr>
+        <w:pStyle w:val="Heading1"/>
+      </w:pPr>
+      <w:r>
+        <w:t>Implementation Status Note 70 (3 September 2026) — Morise Milling Ltd Subsidiary + Milling ERP Specification (New Doc 23)</w:t>
+      </w:r>
+    </w:p>
+    <w:p>
+      <w:pPr/>
+      <w:r>
+        <w:t>An administrator asked to add a sixth subsidiary under Morise Holdings Limited with a grain-milling concept, from the client attachment 'Software Development Features for a Milling Company'.</w:t>
+      </w:r>
+    </w:p>
+    <w:p>
+      <w:pPr/>
+      <w:r>
+        <w:t>Morise Milling Ltd is seeded in prisma/seed.ts as a wholly-owned subsidiary (company a1000000-0000-4000-8000-000000000007): six mill sites / branches (b1...0040-0045), twelve departments (d1...0060-0071, one per architecture module), six starter policies (p1...0040-0045). The department ids start at ...0060 because ...0040-0042 are already Morise Agro Ltd's. seed.ts only - no code, schema or permission change; the Managing Director's subsidiary create / update / delete / activate authority was delivered earlier.</w:t>
+      </w:r>
+    </w:p>
+    <w:p>
+      <w:pPr/>
+      <w:r>
+        <w:t>The milling-specific system is a specification: new doc 23 - Milling ERP &amp; Integrated Business Management System - Feature Specification - restates the attachment in the house format (twelve feature modules, non-functional requirements, architecture, integration table, fifteen roles, technology-stack table, organisation as seeded, a five-phase roadmap and a reuse-of-MBMS section). Storefront: SUBSIDIARY_META entry, a new subsidiary-milling.svg brand banner mirrored into both apps, and a News item. Group figures become 6 subsidiaries / 26 branches. Verified against the running system (organization API returns the company, 6 branches, 12 departments, 6 policies); admin and storefront builds clean.</w:t>
+      </w:r>
+    </w:p>
+    <w:p>
+      <w:pPr/>
+      <w:r>
+        <w:t>Backend: prisma/seed.ts (Morise Milling Ltd company + branches + departments + policies).</w:t>
+      </w:r>
+    </w:p>
+    <w:p>
+      <w:pPr/>
+      <w:r>
+        <w:t>Frontend: mbms/storefront/src/lib/corporate.js (SUBSIDIARY_META, SUBSIDIARY_BANNER, NEWS), brand/banners/subsidiary-milling.svg (new) mirrored into mbms/frontend/public/brand/banners/ and mbms/storefront/public/brand/banners/, brand/README.md. New document: docx/23_Milling ERP and Integrated Business Management System - Feature Specification - Morise Holdings Limited.docx.</w:t>
       </w:r>
     </w:p>
     <w:sectPr>

--- a/docx/Multi_Holdings_Limited_Software_Development_Procedures.docx
+++ b/docx/Multi_Holdings_Limited_Software_Development_Procedures.docx
@@ -11050,6 +11050,44 @@
       <w:pPr/>
       <w:r>
         <w:t>Frontend: mbms/storefront/src/lib/corporate.js (SUBSIDIARY_META, SUBSIDIARY_BANNER, NEWS), brand/banners/subsidiary-milling.svg (new) mirrored into mbms/frontend/public/brand/banners/ and mbms/storefront/public/brand/banners/, brand/README.md. New document: docx/23_Milling ERP and Integrated Business Management System - Feature Specification - Morise Holdings Limited.docx.</w:t>
+      </w:r>
+    </w:p>
+    <w:p>
+      <w:pPr>
+        <w:pStyle w:val="Heading1"/>
+      </w:pPr>
+      <w:r>
+        <w:t>Implementation Status Note 71 (3 September 2026) — Automatic Morise e-Stamp on a Customer-Acknowledged Delivery</w:t>
+      </w:r>
+    </w:p>
+    <w:p>
+      <w:pPr/>
+      <w:r>
+        <w:t>Update 66 / Note 43 (recorded as a specification only) is now built: after a Morise delivery is `delivered`, the customer confirms receipt of the goods / services in good condition through the customer portal, and MBMS automatically e-stamps the order's invoice.</w:t>
+      </w:r>
+    </w:p>
+    <w:p>
+      <w:pPr/>
+      <w:r>
+        <w:t>New endpoint POST /api/v1/customer-portal/orders/:id/delivery/acknowledge (customer JWT; condition good / damaged / incomplete / not_received + optional note), allowed only once and only after delivery. `good` -&gt; one transaction stamps the order's invoice (invoices.stamped_at / unique stamp_number MOR-ESTAMP-YYYY-NNNNNN / stamp_condition; migration 20260903180000_invoice_estamp_delivery_ack), logs a delivery event and an invoice.estamp.issued audit, and notifies the selling subsidiary's order team; any other condition sets deliveries.exception_opened_at, logs the report and raises a delivery.exception_opened audit + notification, with no stamp. The delivery also stores customer_ack_condition / customer_ack_at / customer_ack_note / customer_ack_by. No new permission.</w:t>
+      </w:r>
+    </w:p>
+    <w:p>
+      <w:pPr/>
+      <w:r>
+        <w:t>The e-Stamp is surfaced on the customer delivery-tracking view (canAcknowledge + acknowledgement fields + eStamp), the invoice list / detail (eStamped / stampNumber), the staff DeliveryService.get, and the downloaded invoice PDF (a navy / amber Morise seal, top-right). Storefront: a 'Did everything arrive in good condition?' panel on the My Orders detail and a 'Morise e-Stamp' badge on the Invoices list. Seed: one completed delivery for a Highland Traders order, un-acknowledged, for the demo. Verified end to end against the running system; nest build, storefront vite build and prisma migrate deploy clean; openapi.json 368 paths / 468 operations.</w:t>
+      </w:r>
+    </w:p>
+    <w:p>
+      <w:pPr/>
+      <w:r>
+        <w:t>Backend: prisma/schema.prisma (Invoice stamp fields + Delivery customer-ack fields), prisma/migrations/20260903180000_invoice_estamp_delivery_ack/migration.sql, src/delivery/{delivery.service.ts,dto/delivery.dto.ts}, src/customer-portal/orders/customer-orders.controller.ts, src/sales/invoices.service.ts, src/common/reports/pdf.util.ts, prisma/seed.ts, openapi.json.</w:t>
+      </w:r>
+    </w:p>
+    <w:p>
+      <w:pPr/>
+      <w:r>
+        <w:t>Frontend: mbms/storefront/src/pages/Orders.jsx (acknowledgement panel), src/pages/Invoices.jsx (e-Stamp badge), src/locales/en.js, src/styles/storefront.css.</w:t>
       </w:r>
     </w:p>
     <w:sectPr>

--- a/docx/Multi_Holdings_Limited_Software_Development_Procedures.docx
+++ b/docx/Multi_Holdings_Limited_Software_Development_Procedures.docx
@@ -11088,6 +11088,44 @@
       <w:pPr/>
       <w:r>
         <w:t>Frontend: mbms/storefront/src/pages/Orders.jsx (acknowledgement panel), src/pages/Invoices.jsx (e-Stamp badge), src/locales/en.js, src/styles/storefront.css.</w:t>
+      </w:r>
+    </w:p>
+    <w:p>
+      <w:pPr>
+        <w:pStyle w:val="Heading1"/>
+      </w:pPr>
+      <w:r>
+        <w:t>Implementation Status Note 72 (3 September 2026) — A Clear "Confirm Receipt" Button / Link for the Customer e-Stamp Confirmation</w:t>
+      </w:r>
+    </w:p>
+    <w:p>
+      <w:pPr/>
+      <w:r>
+        <w:t>Following Note 71 (the automatic Morise e-Stamp on a customer-acknowledged delivery), an administrator asked that the customer have a clear confirmation button / link.</w:t>
+      </w:r>
+    </w:p>
+    <w:p>
+      <w:pPr/>
+      <w:r>
+        <w:t>New read GET /api/v1/customer-portal/orders/awaiting-confirmation (customer JWT; declared before the ':id' route) returns the caller's orders with a completed, unconfirmed delivery. GET /customer-portal/dashboard-summary gains deliveriesToConfirm / firstDeliveryToConfirmOrderId (DeliveryService injected into CustomerAccountService). No schema change, no new permission; openapi.json 369 paths / 469 operations.</w:t>
+      </w:r>
+    </w:p>
+    <w:p>
+      <w:pPr/>
+      <w:r>
+        <w:t>Storefront: a dedicated /orders/:id/confirm page (order + delivery summary, a prominent 'Confirm - received in good condition' button, a report-a-problem form, an e-Stamp / exception outcome + a 'Download stamped invoice' link); a 'Confirm receipt -&gt;' link on each pending row of My Orders; a Home prompt card. The Update 94 acknowledge endpoint, e-Stamp and in-detail panel are unchanged. Verified end to end against the running system (awaiting-confirmation + dashboard count 1 -&gt; 2 -&gt; 1); nest build + storefront vite build clean.</w:t>
+      </w:r>
+    </w:p>
+    <w:p>
+      <w:pPr/>
+      <w:r>
+        <w:t>Backend: src/delivery/delivery.service.ts (listAwaitingConfirmationForCustomer), src/customer-portal/orders/customer-orders.controller.ts (GET awaiting-confirmation), src/customer-portal/account/{customer-account.service.ts,customer-account.module.ts} (DeliveryModule import + dashboard fields), openapi.json.</w:t>
+      </w:r>
+    </w:p>
+    <w:p>
+      <w:pPr/>
+      <w:r>
+        <w:t>Frontend: mbms/storefront/src/pages/ConfirmDelivery.jsx (new) + route in src/App.jsx, src/pages/Orders.jsx (awaiting-confirmation link), src/pages/Home.jsx (prompt card), src/locales/en.js.</w:t>
       </w:r>
     </w:p>
     <w:sectPr>

--- a/docx/Multi_Holdings_Limited_Software_Development_Procedures.docx
+++ b/docx/Multi_Holdings_Limited_Software_Development_Procedures.docx
@@ -11126,6 +11126,44 @@
       <w:pPr/>
       <w:r>
         <w:t>Frontend: mbms/storefront/src/pages/ConfirmDelivery.jsx (new) + route in src/App.jsx, src/pages/Orders.jsx (awaiting-confirmation link), src/pages/Home.jsx (prompt card), src/locales/en.js.</w:t>
+      </w:r>
+    </w:p>
+    <w:p>
+      <w:pPr>
+        <w:pStyle w:val="Heading1"/>
+      </w:pPr>
+      <w:r>
+        <w:t>Implementation Status Note 73 (3 September 2026) — Confirm-Receipt Button Driven by the Order's Delivered Status</w:t>
+      </w:r>
+    </w:p>
+    <w:p>
+      <w:pPr/>
+      <w:r>
+        <w:t>Following Note 72 (a clear 'Confirm receipt' button / link), an administrator asked that the button be driven by the order's status: once admin staff mark the order `delivered`, the button appears in My Orders and the customer clicks it to attest good condition, generating the Morise e-Stamp. A Morise Logistics delivery record is no longer required.</w:t>
+      </w:r>
+    </w:p>
+    <w:p>
+      <w:pPr/>
+      <w:r>
+        <w:t>The Order gains delivered_at + customer_receipt_confirmed_at / customer_receipt_condition / customer_receipt_note (migration 20260903200000_order_customer_receipt, back-fills delivered_at). advanceStatus and DeliveryService.captureProof stamp delivered_at when the order reaches `delivered`. DeliveryService.acknowledgeByCustomer is order-gated (order `delivered`, only once, no delivery record required); `good` records the receipt on the order + auto-stamps the invoice, else records a dispute; when a delivery record exists the confirmation is mirrored onto it. Audit invoice.estamp.issued / order.receipt.disputed; notification to sales.order.manage holders. listAwaitingConfirmationForCustomer + the dashboard deliveriesToConfirm count are order-driven. openapi.json 369 paths / 469 operations (unchanged).</w:t>
+      </w:r>
+    </w:p>
+    <w:p>
+      <w:pPr/>
+      <w:r>
+        <w:t>Storefront: the My Orders panel, the /orders/:id/confirm page and the row link all key off the order's canConfirmReceipt / customerReceipt* instead of the delivery record. Seed: delivered_at on every delivered order; the settled ones pre-confirmed + e-stamped, leaving ORD-2026-0001 awaiting confirmation. Verified end to end against the running system (staff advance to delivered; customer confirm 'damaged' -&gt; dispute no stamp; 'good' -&gt; e-Stamp + delivery mirror; guards 409). nest build + storefront vite build + prisma migrate deploy clean.</w:t>
+      </w:r>
+    </w:p>
+    <w:p>
+      <w:pPr/>
+      <w:r>
+        <w:t>Backend: prisma/schema.prisma (Order.deliveredAt + customerReceipt* fields), prisma/migrations/20260903200000_order_customer_receipt/migration.sql, src/sales/orders.service.ts (toOrderResource + advanceStatus), src/delivery/delivery.service.ts (captureProof, listAwaitingConfirmationForCustomer, acknowledgeByCustomer), prisma/seed.ts, openapi.json.</w:t>
+      </w:r>
+    </w:p>
+    <w:p>
+      <w:pPr/>
+      <w:r>
+        <w:t>Frontend: mbms/storefront/src/pages/Orders.jsx (order-driven panel), src/pages/ConfirmDelivery.jsx (order-driven), src/locales/en.js.</w:t>
       </w:r>
     </w:p>
     <w:sectPr>

--- a/docx/Multi_Holdings_Limited_Software_Development_Procedures.docx
+++ b/docx/Multi_Holdings_Limited_Software_Development_Procedures.docx
@@ -11164,6 +11164,44 @@
       <w:pPr/>
       <w:r>
         <w:t>Frontend: mbms/storefront/src/pages/Orders.jsx (order-driven panel), src/pages/ConfirmDelivery.jsx (order-driven), src/locales/en.js.</w:t>
+      </w:r>
+    </w:p>
+    <w:p>
+      <w:pPr>
+        <w:pStyle w:val="Heading1"/>
+      </w:pPr>
+      <w:r>
+        <w:t>Implementation Status Note 74 (3 September 2026) — Social Media Publishing — Composer, Publishing Engine &amp; Status Dashboard (New Doc 24)</w:t>
+      </w:r>
+    </w:p>
+    <w:p>
+      <w:pPr/>
+      <w:r>
+        <w:t>An administrator asked for a mini Buffer / Hootsuite inside MBMS: one master post fanned out to many social media channels in one click, per-platform caption overrides, publish-now or schedule, and a per-platform success / failure dashboard. The architecture plan supplied is restated in the house format as the new doc 24.</w:t>
+      </w:r>
+    </w:p>
+    <w:p>
+      <w:pPr/>
+      <w:r>
+        <w:t>New module src/social-publishing at /api/v1/social. Migration 20260903220000_social_publishing adds social_connections (simulated OAuth connection per platform - status / account label / ~60-day token expiry / placeholder token ref), social_posts (master body, media type + text-ref url, link, status, scheduledFor) and social_post_targets (one row per platform per post - caption override, status, external id + permalink, error, attempts). Three governance permissions social.post.manage / publish / viewAll (drafts vs publish split), granted manage+publish+viewAll to Super Administrator / Managing Director / IT Administrator, manage+viewAll to Sales Manager, viewAll to the oversight roles. Endpoints: platforms list + connect / disconnect; posts CRUD with a per-platform preview; publish (fan-out) / retry (failed only) / run-scheduled (cron stand-in); dashboard. Every mutation audited.</w:t>
+      </w:r>
+    </w:p>
+    <w:p>
+      <w:pPr/>
+      <w:r>
+        <w:t>The publish is SIMULATED - SocialPublishingService.dispatchOne() enforces each platform's rules (character limit, media requirement, connection state) and mints a fake permalink on success; no real OAuth handshake, platform API call or job queue exists (the same deferred external integration recorded for Kafka / object storage / email-SMS). publishPost() runs the fan-out inline; in the approved architecture it enqueues a BullMQ job per target. Admin gains a Social Publishing screen (route /social, four tabs). Seed connects four channels + a published / draft / scheduled post. Verified end to end against the running system (partial failure -&gt; retry -&gt; published; disconnect -&gt; target fails; run-scheduled fires a due post; drafts-vs-publish split holds); nest build + admin vite build + prisma migrate deploy clean; openapi.json 378 paths / 481 operations.</w:t>
+      </w:r>
+    </w:p>
+    <w:p>
+      <w:pPr/>
+      <w:r>
+        <w:t>Backend: prisma/schema.prisma (SocialConnection / SocialPost / SocialPostTarget + 3 enums), prisma/migrations/20260903220000_social_publishing/migration.sql, src/social-publishing/{social-publishing.module.ts,social-publishing.controller.ts,social-publishing.service.ts,dto/social-publishing.dto.ts}, src/app.module.ts, prisma/seed.ts, openapi.json. New document: docx/24.</w:t>
+      </w:r>
+    </w:p>
+    <w:p>
+      <w:pPr/>
+      <w:r>
+        <w:t>Frontend: mbms/frontend/src/pages/SocialPublishing.jsx (new), src/App.jsx, src/components/Layout.jsx, src/lib/capabilities.js.</w:t>
       </w:r>
     </w:p>
     <w:sectPr>

--- a/docx/Multi_Holdings_Limited_Software_Development_Procedures.docx
+++ b/docx/Multi_Holdings_Limited_Software_Development_Procedures.docx
@@ -11202,6 +11202,44 @@
       <w:pPr/>
       <w:r>
         <w:t>Frontend: mbms/frontend/src/pages/SocialPublishing.jsx (new), src/App.jsx, src/components/Layout.jsx, src/lib/capabilities.js.</w:t>
+      </w:r>
+    </w:p>
+    <w:p>
+      <w:pPr>
+        <w:pStyle w:val="Heading1"/>
+      </w:pPr>
+      <w:r>
+        <w:t>Implementation Status Note 75 (8 September 2026) — Product Catalogue for Morise Milling Ltd + Branch-Tagged Product Registration (Doc 23)</w:t>
+      </w:r>
+    </w:p>
+    <w:p>
+      <w:pPr/>
+      <w:r>
+        <w:t>An administrator asked to add products to Morise Milling Ltd, the sixth subsidiary (seeded Update 93 with zero products). prisma/seed.ts gains a 24-SKU catalogue across 7 new categories: 20 priced finished goods and services (maize/wheat/millet flour lines, by-products, toll-milling and grain services) plus 4 internal raw-grain/packaging items seeded with no unit price so they stay off the customer storefront while still tracked in Admin Inventory. Batch tracking and min/max stock levels follow docx/23 sections 2.2 and 2.5-2.6.</w:t>
+      </w:r>
+    </w:p>
+    <w:p>
+      <w:pPr/>
+      <w:r>
+        <w:t>Product registration is generalised at the same time: CreateProductDto and UpdateProductDto gain an optional branchId (Product.branchId has existed since 29 August 2026, but only the seed could set it), validated by ProductsService.assertReferencesBelongTo to belong to the product's own company; every product read now returns companyName and branchName.</w:t>
+      </w:r>
+    </w:p>
+    <w:p>
+      <w:pPr/>
+      <w:r>
+        <w:t>The Admin Products screen is rebuilt: a subsidiary filter, Company / Branch dropdown pickers replacing a pasted company UUID, Branch and Stock columns, and a new Edit Product modal exposing PATCH /products/:id (live since Sprint 4, previously with no screen). No new endpoint, migration or permission. Verified end to end — 24 rows confirmed in Postgres with correct branch attribution, nest build clean, openapi.json regenerated at the same 378 paths / 481 operations / 188 schemas. Group catalogue now 58 products / 25 categories; all six operating subsidiaries sell at least one item.</w:t>
+      </w:r>
+    </w:p>
+    <w:p>
+      <w:pPr/>
+      <w:r>
+        <w:t>Backend: prisma/seed.ts (Morise Milling Ltd product catalogue), src/products/dto/product.dto.ts (branchId on both DTOs), src/products/products.service.ts (assertReferencesBelongTo, companyName/branchName on every read), openapi.json (regenerated).</w:t>
+      </w:r>
+    </w:p>
+    <w:p>
+      <w:pPr/>
+      <w:r>
+        <w:t>Frontend: mbms/frontend/src/pages/Products.jsx (subsidiary filter, Company/Branch dropdowns, Branch/Stock columns, Edit Product modal).</w:t>
       </w:r>
     </w:p>
     <w:sectPr>

--- a/docx/Multi_Holdings_Limited_Software_Development_Procedures.docx
+++ b/docx/Multi_Holdings_Limited_Software_Development_Procedures.docx
@@ -11240,6 +11240,44 @@
       <w:pPr/>
       <w:r>
         <w:t>Frontend: mbms/frontend/src/pages/Products.jsx (subsidiary filter, Company/Branch dropdowns, Branch/Stock columns, Edit Product modal).</w:t>
+      </w:r>
+    </w:p>
+    <w:p>
+      <w:pPr>
+        <w:pStyle w:val="Heading1"/>
+      </w:pPr>
+      <w:r>
+        <w:t>Implementation Status Note 76 (9 September 2026) — Morise Research &amp; Consultancy Ltd — Seventh Subsidiary + RC-MIS Specification (New Doc 25)</w:t>
+      </w:r>
+    </w:p>
+    <w:p>
+      <w:pPr/>
+      <w:r>
+        <w:t>An administrator asked to add a subsidiary for research and other types of consultancy, based on docx/Research_and_Consultancy_Software_Development_Features.docx. Morise Research &amp; Consultancy Ltd is seeded as the seventh wholly-owned (100%) subsidiary (company a1...008), registered in Kololo, Kampala, created and managed by the Managing Director under the existing subsidiary-lifecycle capability, the same way as every prior subsidiary.</w:t>
+      </w:r>
+    </w:p>
+    <w:p>
+      <w:pPr/>
+      <w:r>
+        <w:t>Five sites/branches (Kampala Head Office plus regional field offices in Gulu, Mbale, Mbarara, and a Karamoja field station); twelve departments condensing the client's fourteen-node RC-MIS architecture; six starter policies covering research ethics, data protection, fieldwork safety, data quality, conflict-of-interest and contract/grant compliance. seed.ts only, no code, schema or permission change; not a storefront seller (0 products).</w:t>
+      </w:r>
+    </w:p>
+    <w:p>
+      <w:pPr/>
+      <w:r>
+        <w:t>The RC-MIS (fourteen modules) is a specification, not built: new docx/25 restates the client attachment in house format — feature modules, non-functional requirements, architecture, integration points, user roles, technology stack, the organisation as built, a five-phase roadmap, and its relationship to the existing MBMS platform. corporate.js gains a SUBSIDIARY_META / SUBSIDIARY_BANNER / News entry; a new indigo-accent brand/banners/subsidiary-research-consultancy.svg is mirrored into both apps. Verified end to end — company, 5 branches, 12 departments and 6 policies confirmed in Postgres and via the Admin organisation API; the public overview endpoint and both banner assets confirmed live. No new endpoint, migration or permission; openapi.json unchanged.</w:t>
+      </w:r>
+    </w:p>
+    <w:p>
+      <w:pPr/>
+      <w:r>
+        <w:t>Backend: prisma/seed.ts (Morise Research &amp; Consultancy Ltd company, branches, departments, policies).</w:t>
+      </w:r>
+    </w:p>
+    <w:p>
+      <w:pPr/>
+      <w:r>
+        <w:t>Frontend: mbms/storefront/src/lib/corporate.js (SUBSIDIARY_META / SUBSIDIARY_BANNER / NEWS entries), brand/banners/subsidiary-research-consultancy.svg (new, mirrored into mbms/frontend/public/brand/banners/ and mbms/storefront/public/brand/banners/), brand/README.md (banner table row).</w:t>
       </w:r>
     </w:p>
     <w:sectPr>

--- a/docx/Multi_Holdings_Limited_Software_Development_Procedures.docx
+++ b/docx/Multi_Holdings_Limited_Software_Development_Procedures.docx
@@ -11278,6 +11278,38 @@
       <w:pPr/>
       <w:r>
         <w:t>Frontend: mbms/storefront/src/lib/corporate.js (SUBSIDIARY_META / SUBSIDIARY_BANNER / NEWS entries), brand/banners/subsidiary-research-consultancy.svg (new, mirrored into mbms/frontend/public/brand/banners/ and mbms/storefront/public/brand/banners/), brand/README.md (banner table row).</w:t>
+      </w:r>
+    </w:p>
+    <w:p>
+      <w:pPr>
+        <w:pStyle w:val="Heading1"/>
+      </w:pPr>
+      <w:r>
+        <w:t>Implementation Status Note 77 (9 September 2026) — Services Catalogue for Morise Research &amp; Consultancy Ltd (Doc 25)</w:t>
+      </w:r>
+    </w:p>
+    <w:p>
+      <w:pPr/>
+      <w:r>
+        <w:t>An administrator asked to add products to Morise Research &amp; Consultancy Ltd, the seventh subsidiary (seeded Update 99 with zero products, on the reasoning that a consultancy is billed on contracts and timesheets). Following the precedent of Morise Collateral Management Ltd (also contract-billed, priced services catalogue since Update 60), prisma/seed.ts gains 23 services (RC-7001-7051) across 6 categories: Research &amp; Evaluation Studies, Field Data Collection, Data Management &amp; Analysis, Monitoring &amp; Evaluation Services, Technical &amp; Policy Consultancy, and Training &amp; Capacity Building.</w:t>
+      </w:r>
+    </w:p>
+    <w:p>
+      <w:pPr/>
+      <w:r>
+        <w:t>Every line is productType 'service' with a unitPrice (UGX, per study/session/dataset/day), so the whole catalogue is storefront-visible. Kampala Head Office holds study design, analysis, policy advisory and the day-rate line; fieldwork-heavy lines are spread across the Gulu, Mbale, Mbarara and Karamoja field offices. Seed-only, reusing the existing ensureService()/ensureCategory() helpers — no schema, code, endpoint or permission change.</w:t>
+      </w:r>
+    </w:p>
+    <w:p>
+      <w:pPr/>
+      <w:r>
+        <w:t>Verified end to end — 23 rows confirmed in Postgres with correct branch/category attribution; the Admin Products screen filtered to the subsidiary screenshot-verified with no console errors; nest build clean; openapi.json regenerated byte-identical (378 paths / 481 operations / 188 schemas). Group catalogue now 81 products / 31 categories (76 storefront-priced, 5 internal-only); all seven subsidiaries sell at least one item.</w:t>
+      </w:r>
+    </w:p>
+    <w:p>
+      <w:pPr/>
+      <w:r>
+        <w:t>Backend: prisma/seed.ts (Morise Research &amp; Consultancy Ltd services catalogue).</w:t>
       </w:r>
     </w:p>
     <w:sectPr>

--- a/docx/Multi_Holdings_Limited_Software_Development_Procedures.docx
+++ b/docx/Multi_Holdings_Limited_Software_Development_Procedures.docx
@@ -11310,6 +11310,32 @@
       <w:pPr/>
       <w:r>
         <w:t>Backend: prisma/seed.ts (Morise Research &amp; Consultancy Ltd services catalogue).</w:t>
+      </w:r>
+    </w:p>
+    <w:p>
+      <w:pPr>
+        <w:pStyle w:val="Heading1"/>
+      </w:pPr>
+      <w:r>
+        <w:t>Implementation Status Note 78 (9 September 2026) — Dockerized Backend, Admin App and Customer Storefront</w:t>
+      </w:r>
+    </w:p>
+    <w:p>
+      <w:pPr/>
+      <w:r>
+        <w:t>An administrator asked to dockerize the backend, the Admin app and the Customer Storefront. Each gains a Dockerfile: backend/Dockerfile is a two-stage build on node:20-bookworm-slim (not Alpine, to avoid a glibc/musl Prisma query-engine mismatch) — npm ci, prisma generate, npm run build (nest build, preserving the Swagger CLI plugin's OpenAPI schema generation), then a runtime stage with only dist/, the generated Prisma Client and production node_modules. frontend/Dockerfile and storefront/Dockerfile build on node:20-alpine and serve the Vite static bundle via nginx:1.27-alpine, reverse-proxying /api/* to the backend container by Compose service name (mirrors vite.config.js's dev-server proxy, so no CORS change).</w:t>
+      </w:r>
+    </w:p>
+    <w:p>
+      <w:pPr/>
+      <w:r>
+        <w:t>docker-compose.yml gains backend/frontend/storefront services; backend waits on a new Postgres healthcheck and gets DATABASE_URL/PORT overridden to the in-network host; frontend/storefront are exposed on the same ports (5173/5174) their Vite dev servers already used. Migrations and seeding stay a host-run step (prisma migrate deploy + prisma db seed), unchanged from before. Verified end to end — all three images build clean, all five containers come up healthy, existing seeded data survives a Postgres container recreate (named volume), and a login/page load through each frontend succeeds via the nginx proxy with zero console errors. No schema, endpoint or permission change; openapi.json unchanged.</w:t>
+      </w:r>
+    </w:p>
+    <w:p>
+      <w:pPr/>
+      <w:r>
+        <w:t>Backend/Frontend: mbms/backend/Dockerfile, mbms/backend/.dockerignore, mbms/frontend/Dockerfile, mbms/frontend/nginx.conf, mbms/frontend/.dockerignore, mbms/storefront/Dockerfile, mbms/storefront/nginx.conf, mbms/storefront/.dockerignore, mbms/docker-compose.yml (backend/frontend/storefront services + a Postgres healthcheck).</w:t>
       </w:r>
     </w:p>
     <w:sectPr>

--- a/docx/Multi_Holdings_Limited_Software_Development_Procedures.docx
+++ b/docx/Multi_Holdings_Limited_Software_Development_Procedures.docx
@@ -11336,6 +11336,32 @@
       <w:pPr/>
       <w:r>
         <w:t>Backend/Frontend: mbms/backend/Dockerfile, mbms/backend/.dockerignore, mbms/frontend/Dockerfile, mbms/frontend/nginx.conf, mbms/frontend/.dockerignore, mbms/storefront/Dockerfile, mbms/storefront/nginx.conf, mbms/storefront/.dockerignore, mbms/docker-compose.yml (backend/frontend/storefront services + a Postgres healthcheck).</w:t>
+      </w:r>
+    </w:p>
+    <w:p>
+      <w:pPr>
+        <w:pStyle w:val="Heading1"/>
+      </w:pPr>
+      <w:r>
+        <w:t>Implementation Status Note 79 (9 September 2026) — Storefront Language Set Scoped to 9 Official Languages</w:t>
+      </w:r>
+    </w:p>
+    <w:p>
+      <w:pPr/>
+      <w:r>
+        <w:t>An administrator asked for the Customer Storefront to be localised and globalised into a specific, named set of languages, grouped exactly as given: Uganda — Official/Global (English), Uganda — Official/Africa (Kiswahili), Uganda — Bantu (Luganda), Africa (Arabic), Europe (German, French, Spanish, Italian), and The Americas (Portuguese). These 9 languages were already shipped fully translated across Updates 29–31 (framework, full key catalogue, database content localisation), inside a much larger 43-language aspirational list added in Update 30 — 34 English-fallback placeholder languages plus two partially-translated regional languages (Runyankole, Acholi). mbms/storefront/src/locales/index.js's LANGUAGE_LIST and LOCALES are now scoped to exactly these 9 official languages, retiring the placeholder and partial entries; every remaining language ships a complete translation, so the picker's “English for now” caveat no longer applies to any option, and TRANSLATED_LANGS now equals FULLY_TRANSLATED_LANGS. The picker's region groups match the administrator's naming exactly.</w:t>
+      </w:r>
+    </w:p>
+    <w:p>
+      <w:pPr/>
+      <w:r>
+        <w:t>Database content localisation (glossary + TranslationProvider seam, Update 32), currency/figure localisation (lib/format.js's CURRENCY_BY_LANG / LOCALE_TAG, Update 33) and digit transliteration already covered exactly this 9-language set and needed no change. No backend, schema, endpoint or permission change — a front-end scope change to an existing feature. Verified end to end: vite build clean (74 modules); the language picker shows exactly 9 options across the administrator's 6 named region groups, all rendering the full storefront (not an English fallback).</w:t>
+      </w:r>
+    </w:p>
+    <w:p>
+      <w:pPr/>
+      <w:r>
+        <w:t>Backend/Frontend: mbms/storefront/src/locales/index.js.</w:t>
       </w:r>
     </w:p>
     <w:sectPr>

--- a/docx/Multi_Holdings_Limited_Software_Development_Procedures.docx
+++ b/docx/Multi_Holdings_Limited_Software_Development_Procedures.docx
@@ -11362,6 +11362,38 @@
       <w:pPr/>
       <w:r>
         <w:t>Backend/Frontend: mbms/storefront/src/locales/index.js.</w:t>
+      </w:r>
+    </w:p>
+    <w:p>
+      <w:pPr>
+        <w:pStyle w:val="Heading1"/>
+      </w:pPr>
+      <w:r>
+        <w:t>Implementation Status Note 80 (9 September 2026) — Every Non-English Official Language Reaches 100% Key Parity</w:t>
+      </w:r>
+    </w:p>
+    <w:p>
+      <w:pPr/>
+      <w:r>
+        <w:t>An administrator clarified Update 102's scope: every word on the Customer Storefront — apart from proper nouns such as “Morise Holdings” and a subsidiary's own name — must change with the chosen language, for all 9 official languages. Auditing mbms/storefront/src/locales/en.js (the 528-key complete catalogue) against each translated table found the same 66 keys missing from every one of the 8 non-English languages (fr/es/pt/de/it in eu.js; sw/lg/ar in regional.js) — 462/528 = 87.5% coverage across the board. The gap was entirely features added after the original translation passes and never backfilled: the group-storefront / subsidiary-directory keys (Update 48) and the delivery-confirmation / Morise e-Stamp keys (Updates 94-96) existed only in English.</w:t>
+      </w:r>
+    </w:p>
+    <w:p>
+      <w:pPr/>
+      <w:r>
+        <w:t>All 66 keys are now translated into all 8 languages (528 new key/value pairs total), reusing the terminology each language already established elsewhere in the catalogue (e.g. French succursale / German Filiale for “branch” vs. French filiale / German Tochtergesellschaft for “subsidiary”, matching the existing corp.whollyOwned wording; Swahili Kampuni / Luganda Kkampuni / Arabic الشركة for “company”, matching account.companyName). “Morise e-Stamp” and company/subsidiary proper nouns are kept untranslated. Every language now carries 528/528 keys — 100% parity with English.</w:t>
+      </w:r>
+    </w:p>
+    <w:p>
+      <w:pPr/>
+      <w:r>
+        <w:t>A source scan for hard-coded JSX text bypassing the t() catalogue (capitalised text nodes and placeholder/aria-label/title/alt attributes across src/pages and src/components) found nothing outstanding beyond the “MORISE” wordmark in the corporate header logo and one example person-name placeholder — both proper nouns, exempt by the administrator's own instruction. No backend, schema, endpoint or permission change — a locale-data-only change. Verified end to end: vite build clean (74 modules); the dockerized storefront container was rebuilt and redeployed, and the live built bundle was checked directly (curl against the built assets/index-*.js) to confirm the new strings actually ship.</w:t>
+      </w:r>
+    </w:p>
+    <w:p>
+      <w:pPr/>
+      <w:r>
+        <w:t>Backend/Frontend: mbms/storefront/src/locales/eu.js, mbms/storefront/src/locales/regional.js.</w:t>
       </w:r>
     </w:p>
     <w:sectPr>

--- a/docx/Multi_Holdings_Limited_Software_Development_Procedures.docx
+++ b/docx/Multi_Holdings_Limited_Software_Development_Procedures.docx
@@ -11394,6 +11394,38 @@
       <w:pPr/>
       <w:r>
         <w:t>Backend/Frontend: mbms/storefront/src/locales/eu.js, mbms/storefront/src/locales/regional.js.</w:t>
+      </w:r>
+    </w:p>
+    <w:p>
+      <w:pPr>
+        <w:pStyle w:val="Heading1"/>
+      </w:pPr>
+      <w:r>
+        <w:t>Implementation Status Note 81 (9 September 2026) — Admin App and Customer Storefront Connected to Netlify</w:t>
+      </w:r>
+    </w:p>
+    <w:p>
+      <w:pPr/>
+      <w:r>
+        <w:t>An administrator asked to connect the project to Netlify. Netlify hosts static sites and serverless functions only — it cannot run the stateful NestJS backend (+ Postgres/Redis) that both front-end apps depend on for every API call, so this connects the two static, front-end-only apps; the backend stays wherever it is already reachable (locally / Docker for now). This is an explicit, agreed trade-off ("wire up Netlify now, backend later") — both deployed apps' /api/v1/* calls fail until the backend has a public URL. Two Netlify sites were created via the Netlify CLI (obekegodfrey3@gmail.com account, team obekegodfrey3's team), each linked to its own subdirectory of this monorepo: morise-storefront (https://morise-storefront.netlify.app) to mbms/storefront; morise-admin (https://morise-admin.netlify.app) to mbms/frontend. A new netlify.toml in each app directory sets the build command (npm run build), the publish directory (dist), a SPA catch-all redirect so react-router-dom's client-side routes survive a hard refresh or direct link (verified: a deep route on each site returns 200, not a Netlify 404), and a commented-out /api/* proxy redirect to the backend, ready to uncomment once it has a public URL — positioned above the catch-all, since Netlify evaluates [[redirects]] blocks in file order.</w:t>
+      </w:r>
+    </w:p>
+    <w:p>
+      <w:pPr/>
+      <w:r>
+        <w:t>No application code changed: both apps already call the backend at relative /api/v1/* paths (src/lib/api.js), the same paths each app's Dockerfile nginx.conf already reverse-proxies locally, so the Netlify redirect is the natural production equivalent once a backend URL exists. Each site was built and given an initial manual production deploy (netlify deploy --prod --dir=dist), verified live with curl (root and a deep route on each site, both 200).</w:t>
+      </w:r>
+    </w:p>
+    <w:p>
+      <w:pPr/>
+      <w:r>
+        <w:t>Continuous deployment from GitHub pushes was deliberately not set up — linking a Netlify site to a Git repository for auto-deploys requires installing the Netlify GitHub App, a one-time authorisation only the repository owner can grant by clicking through Netlify's UI (Site configuration -&gt; Build &amp; deploy -&gt; Continuous deployment, connect obekegodfreyvicent/moriseholdings, set Base directory to mbms/storefront or mbms/frontend respectively). .gitignore gained a .netlify entry (auto-added by netlify link, which writes a machine-local linked-site-ID file correctly kept out of git). No backend, schema, endpoint or permission change.</w:t>
+      </w:r>
+    </w:p>
+    <w:p>
+      <w:pPr/>
+      <w:r>
+        <w:t>Backend/Frontend: mbms/frontend/netlify.toml, mbms/storefront/netlify.toml, .gitignore.</w:t>
       </w:r>
     </w:p>
     <w:sectPr>

--- a/docx/Multi_Holdings_Limited_Software_Development_Procedures.docx
+++ b/docx/Multi_Holdings_Limited_Software_Development_Procedures.docx
@@ -11426,6 +11426,38 @@
       <w:pPr/>
       <w:r>
         <w:t>Backend/Frontend: mbms/frontend/netlify.toml, mbms/storefront/netlify.toml, .gitignore.</w:t>
+      </w:r>
+    </w:p>
+    <w:p>
+      <w:pPr>
+        <w:pStyle w:val="Heading1"/>
+      </w:pPr>
+      <w:r>
+        <w:t>Implementation Status Note 82 (9 September 2026) — Promo Banner Wordings Now Change With the Storefront Language</w:t>
+      </w:r>
+    </w:p>
+    <w:p>
+      <w:pPr/>
+      <w:r>
+        <w:t>An administrator asked that banner wordings on the Customer Storefront also change for the customer's chosen language, across all 9 official languages (Update 102). Banners are admin-authored database content (PromoBanner rows), not UI catalogue strings - they translate through the backend content-glossary seam (ContentTranslationService.toLocale, added Update 39), an exact-phrase dictionary in mbms/backend/src/common/translation/content-glossary.ts, separate from the storefront's own 528-key t() catalogue (Updates 102/103). Only 1 of the 3 seeded promo banners (Morise Agro Ltd's home-page rail: "Season stock-up...") had its heading/body/link label in the glossary; the other two ("One storefront for the whole group" / "Explore the group" and "Bulk fuel and haulage, booked online" / "Book a delivery") were never added when the banner content itself was written (Update 39) - a toLocale() exact-match miss falls through to a word-token partial translation (e.g. "Bulk" -&gt; "En vrac" in French) rather than the full phrase, and for a banner with no matching tokens at all ("One storefront..."), stayed in raw English in every language.</w:t>
+      </w:r>
+    </w:p>
+    <w:p>
+      <w:pPr/>
+      <w:r>
+        <w:t>All 6 missing glossary entries (2 banners x heading/body/link label) are now added, in all 8 non-English languages, reusing established vocabulary (Fuel / Freight Services already in the glossary from the clearing/forwarding categories).</w:t>
+      </w:r>
+    </w:p>
+    <w:p>
+      <w:pPr/>
+      <w:r>
+        <w:t>Verified end to end against the running system (rebuilt and restarted the backend Docker container first - the glossary is backend-only code, so the storefront needed no rebuild): logged in as the demo customer, called GET /customer-portal/promo-banners with Accept-Language: en/sw/lg/fr/es/pt/de/it/ar - all 3 banners' heading, body and link label now render fully in the chosen language for all 9, confirmed by inspecting each response directly. No schema, endpoint, permission or storefront-code change - one backend content file.</w:t>
+      </w:r>
+    </w:p>
+    <w:p>
+      <w:pPr/>
+      <w:r>
+        <w:t>Backend/Frontend: mbms/backend/src/common/translation/content-glossary.ts.</w:t>
       </w:r>
     </w:p>
     <w:sectPr>

--- a/docx/Multi_Holdings_Limited_Software_Development_Procedures.docx
+++ b/docx/Multi_Holdings_Limited_Software_Development_Procedures.docx
@@ -11458,6 +11458,38 @@
       <w:pPr/>
       <w:r>
         <w:t>Backend/Frontend: mbms/backend/src/common/translation/content-glossary.ts.</w:t>
+      </w:r>
+    </w:p>
+    <w:p>
+      <w:pPr>
+        <w:pStyle w:val="Heading1"/>
+      </w:pPr>
+      <w:r>
+        <w:t>Implementation Status Note 83 (9 September 2026) — SSL/TLS Certificates via Let's Encrypt</w:t>
+      </w:r>
+    </w:p>
+    <w:p>
+      <w:pPr/>
+      <w:r>
+        <w:t>An administrator asked for SSL certificates to be added, updated and implemented across the project's hosting. Netlify (Admin app, Customer Storefront) and Render (backend, per render.yaml) already auto-provision and auto-renew free Let's Encrypt certificates for every site they host, including any custom domain added later (Netlify: Site configuration -&gt; Domain management; Render: service -&gt; Settings -&gt; Custom Domains) - this has been true, with zero configuration, since each was connected (Updates 104/105). There was nothing to implement on this path.</w:t>
+      </w:r>
+    </w:p>
+    <w:p>
+      <w:pPr/>
+      <w:r>
+        <w:t>The self-hosted docker-compose.yml stack had no TLS at all - frontend/storefront's nginx and the backend container all serve plain HTTP only, fine for local development but not for a server reachable from the internet. A new mbms/deploy/ directory closes this gap: docker-compose.ssl.yml adds a public-facing nginx-proxy service (the only container terminating TLS; it reverse-proxies to the existing, unchanged frontend/storefront/backend containers) and a certbot service (a renewal loop every 12h, no host cron needed); nginx/app.conf.template plus ssl-params.conf give each app its own HTTPS server block (HTTP to HTTPS redirect, TLS 1.2/1.3 and HSTS), with domain names templated via envsubst rather than hardcoded; init-letsencrypt.sh bootstraps a throwaway self-signed certificate so nginx can start, then requests the real certificate from Let's Encrypt over the HTTP-01 webroot challenge and reloads nginx onto it, safely re-runnable since it skips any domain that already has a live certificate.</w:t>
+      </w:r>
+    </w:p>
+    <w:p>
+      <w:pPr/>
+      <w:r>
+        <w:t>Verified: the rendered nginx configuration passed nginx -t inside the pinned nginx:1.27-alpine image before this was committed. No application, schema, endpoint or permission change - this is infrastructure only.</w:t>
+      </w:r>
+    </w:p>
+    <w:p>
+      <w:pPr/>
+      <w:r>
+        <w:t>Backend/Frontend: mbms/deploy/docker-compose.ssl.yml, mbms/deploy/nginx/app.conf.template, mbms/deploy/nginx/ssl-params.conf, mbms/deploy/init-letsencrypt.sh, mbms/deploy/.env.ssl.example.</w:t>
       </w:r>
     </w:p>
     <w:sectPr>
